--- a/Sustainability/src/Reports/StandardESGSalesInvoiceBlueSimple.docx
+++ b/Sustainability/src/Reports/StandardESGSalesInvoiceBlueSimple.docx
@@ -2202,6 +2202,216 @@
                   </w:sdtContent>
                 </w:sdt>
               </w:tr>
+              <w:sdt>
+                <w:sdtPr>
+                  <w:alias w:val="#Nav: /Header/Line/ItemTrackingEmissionDetail"/>
+                  <w:tag w:val="#Nav: Standard_Sales_Invoice/1306"/>
+                  <w:id w:val="1906233001"/>
+                  <w15:dataBinding w:prefixMappings="xmlns:ns0='urn:microsoft-dynamics-nav/reports/Standard_Sales_Invoice/1306/' " w:xpath="/ns0:NavWordReportXmlPart[1]/ns0:Header[1]/ns0:Line[1]/ns0:ItemTrackingEmissionDetail" w:storeItemID="{449FD958-388F-4BB5-BF33-B32A63E27B5D}"/>
+                  <w15:repeatingSection/>
+                </w:sdtPr>
+                <w:sdtContent>
+                  <w:sdt>
+                    <w:sdtPr>
+                      <w:id w:val="1906233002"/>
+                      <w15:repeatingSectionItem/>
+                    </w:sdtPr>
+                    <w:sdtContent>
+                      <w:tr>
+                        <w:trPr>
+                          <w:gridAfter w:val="1"/>
+                          <w:wAfter w:w="35" w:type="dxa"/>
+                          <w:trHeight w:val="219"/>
+                        </w:trPr>
+                        <w:tc>
+                          <w:tcPr>
+                            <w:tcW w:w="1037" w:type="dxa"/>
+                            <w:tcBorders>
+                              <w:bottom w:val="single" w:color="auto" w:sz="4" w:space="0"/>
+                            </w:tcBorders>
+                            <w:vAlign w:val="center"/>
+                          </w:tcPr>
+                          <w:p>
+                            <w:pPr>
+                              <w:pStyle w:val="LeftAlign"/>
+                            </w:pPr>
+                          </w:p>
+                        </w:tc>
+                        <w:tc>
+                          <w:tcPr>
+                            <w:tcW w:w="2987" w:type="dxa"/>
+                            <w:tcBorders>
+                              <w:bottom w:val="single" w:color="auto" w:sz="4" w:space="0"/>
+                            </w:tcBorders>
+                            <w:vAlign w:val="center"/>
+                          </w:tcPr>
+                          <w:p>
+                            <w:pPr>
+                              <w:pStyle w:val="LeftAlign"/>
+                            </w:pPr>
+                            <w:sdt>
+                              <w:sdtPr>
+                                <w:alias w:val="#Nav: /Header/Line/ItemTrackingEmissionDetail/ItemTrackingEmissionTracking"/>
+                                <w:tag w:val="#Nav: Standard_Sales_Invoice/1306"/>
+                                <w:id w:val="1906234011"/>
+                                <w15:dataBinding w:prefixMappings="xmlns:ns0='urn:microsoft-dynamics-nav/reports/Standard_Sales_Invoice/1306/' " w:xpath="/ns0:NavWordReportXmlPart[1]/ns0:Header[1]/ns0:Line[1]/ns0:ItemTrackingEmissionDetail[1]/ns0:ItemTrackingEmissionTracking[1]" w:storeItemID="{449FD958-388F-4BB5-BF33-B32A63E27B5D}"/>
+                                <w:text/>
+                              </w:sdtPr>
+                              <w:sdtContent>
+                                <w:r>
+                                  <w:t xml:space="preserve">ItemTrackingEmissionTracking</w:t>
+                                </w:r>
+                              </w:sdtContent>
+                            </w:sdt>
+                          </w:p>
+                        </w:tc>
+                        <w:tc>
+                          <w:tcPr>
+                            <w:tcW w:w="1002" w:type="dxa"/>
+                            <w:tcBorders>
+                              <w:bottom w:val="single" w:color="auto" w:sz="4" w:space="0"/>
+                            </w:tcBorders>
+                            <w:vAlign w:val="center"/>
+                          </w:tcPr>
+                          <w:p>
+                            <w:pPr>
+                              <w:rPr>
+                                <w:sz w:val="20"/>
+                                <w:szCs w:val="20"/>
+                                <w:lang w:val="da-DK"/>
+                              </w:rPr>
+                            </w:pPr>
+                            <w:sdt>
+                              <w:sdtPr>
+                                <w:rPr>
+                                  <w:sz w:val="20"/>
+                                  <w:szCs w:val="20"/>
+                                  <w:lang w:val="da-DK"/>
+                                </w:rPr>
+                                <w:alias w:val="#Nav: /Header/Line/ItemTrackingEmissionDetail/ItemTrackingEmissionCO2ePerUnit"/>
+                                <w:tag w:val="#Nav: Standard_Sales_Invoice/1306"/>
+                                <w:id w:val="1906234023"/>
+                                <w15:dataBinding w:prefixMappings="xmlns:ns0='urn:microsoft-dynamics-nav/reports/Standard_Sales_Invoice/1306/' " w:xpath="/ns0:NavWordReportXmlPart[1]/ns0:Header[1]/ns0:Line[1]/ns0:ItemTrackingEmissionDetail[1]/ns0:ItemTrackingEmissionCO2ePerUnit[1]" w:storeItemID="{449FD958-388F-4BB5-BF33-B32A63E27B5D}"/>
+                                <w:text/>
+                              </w:sdtPr>
+                              <w:sdtContent>
+                                <w:r>
+                                  <w:rPr>
+                                    <w:sz w:val="20"/>
+                                    <w:szCs w:val="20"/>
+                                    <w:lang w:val="da-DK"/>
+                                  </w:rPr>
+                                  <w:t xml:space="preserve">ItemTrackingEmissionCO2ePerUnit</w:t>
+                                </w:r>
+                              </w:sdtContent>
+                            </w:sdt>
+                          </w:p>
+                        </w:tc>
+                        <w:tc>
+                          <w:tcPr>
+                            <w:tcW w:w="1002" w:type="dxa"/>
+                            <w:tcBorders>
+                              <w:bottom w:val="single" w:color="auto" w:sz="4" w:space="0"/>
+                            </w:tcBorders>
+                            <w:vAlign w:val="center"/>
+                          </w:tcPr>
+                          <w:p>
+                            <w:pPr>
+                              <w:pStyle w:val="RightAlign"/>
+                            </w:pPr>
+                            <w:sdt>
+                              <w:sdtPr>
+                                <w:alias w:val="#Nav: /Header/Line/ItemTrackingEmissionDetail/ItemTrackingEmissionQuantity"/>
+                                <w:tag w:val="#Nav: Standard_Sales_Invoice/1306"/>
+                                <w:id w:val="1906234034"/>
+                                <w15:dataBinding w:prefixMappings="xmlns:ns0='urn:microsoft-dynamics-nav/reports/Standard_Sales_Invoice/1306/' " w:xpath="/ns0:NavWordReportXmlPart[1]/ns0:Header[1]/ns0:Line[1]/ns0:ItemTrackingEmissionDetail[1]/ns0:ItemTrackingEmissionQuantity[1]" w:storeItemID="{449FD958-388F-4BB5-BF33-B32A63E27B5D}"/>
+                                <w:text/>
+                              </w:sdtPr>
+                              <w:sdtContent>
+                                <w:r>
+                                  <w:t xml:space="preserve">ItemTrackingEmissionQuantity</w:t>
+                                </w:r>
+                              </w:sdtContent>
+                            </w:sdt>
+                          </w:p>
+                        </w:tc>
+                        <w:tc>
+                          <w:tcPr>
+                            <w:tcW w:w="651" w:type="dxa"/>
+                            <w:tcBorders>
+                              <w:bottom w:val="single" w:color="auto" w:sz="4" w:space="0"/>
+                            </w:tcBorders>
+                            <w:vAlign w:val="center"/>
+                          </w:tcPr>
+                          <w:p>
+                            <w:pPr>
+                              <w:pStyle w:val="LeftAlign"/>
+                            </w:pPr>
+                          </w:p>
+                        </w:tc>
+                        <w:tc>
+                          <w:tcPr>
+                            <w:tcW w:w="943" w:type="dxa"/>
+                            <w:tcBorders>
+                              <w:bottom w:val="single" w:color="auto" w:sz="4" w:space="0"/>
+                            </w:tcBorders>
+                            <w:vAlign w:val="center"/>
+                          </w:tcPr>
+                          <w:p>
+                            <w:pPr>
+                              <w:pStyle w:val="RightAlign"/>
+                            </w:pPr>
+                          </w:p>
+                        </w:tc>
+                        <w:tc>
+                          <w:tcPr>
+                            <w:tcW w:w="648" w:type="dxa"/>
+                            <w:gridSpan w:val="2"/>
+                            <w:tcBorders>
+                              <w:bottom w:val="single" w:color="auto" w:sz="4" w:space="0"/>
+                            </w:tcBorders>
+                            <w:vAlign w:val="center"/>
+                          </w:tcPr>
+                          <w:p>
+                            <w:pPr>
+                              <w:pStyle w:val="RightAlign"/>
+                            </w:pPr>
+                          </w:p>
+                        </w:tc>
+                        <w:tc>
+                          <w:tcPr>
+                            <w:tcW w:w="782" w:type="dxa"/>
+                            <w:gridSpan w:val="2"/>
+                            <w:tcBorders>
+                              <w:bottom w:val="single" w:color="auto" w:sz="4" w:space="0"/>
+                            </w:tcBorders>
+                            <w:vAlign w:val="center"/>
+                          </w:tcPr>
+                          <w:p>
+                            <w:pPr>
+                              <w:pStyle w:val="RightAlign"/>
+                            </w:pPr>
+                          </w:p>
+                        </w:tc>
+                        <w:tc>
+                          <w:tcPr>
+                            <w:tcW w:w="1318" w:type="dxa"/>
+                            <w:tcBorders>
+                              <w:bottom w:val="single" w:color="auto" w:sz="4" w:space="0"/>
+                            </w:tcBorders>
+                            <w:vAlign w:val="center"/>
+                          </w:tcPr>
+                          <w:p>
+                            <w:pPr>
+                              <w:pStyle w:val="RightAlign"/>
+                            </w:pPr>
+                          </w:p>
+                        </w:tc>
+                      </w:tr>
+                    </w:sdtContent>
+                  </w:sdt>
+                </w:sdtContent>
+              </w:sdt>
             </w:sdtContent>
           </w:sdt>
         </w:sdtContent>
@@ -8543,340 +8753,1538 @@
 </a:theme>
 </file>
 
-<file path=customXml/item1.xml><?xml version="1.0" encoding="utf-8"?>
-<NavWordReportXmlPart xmlns="urn:microsoft-dynamics-nav/reports/Standard_Sales_Invoice/1306/">
-  <BCReportInformation>
-    <ReportMetadata>
-      <ExtensionId>Extension ID</ExtensionId>
-      <ExtensionName>Extension Name</ExtensionName>
-      <ExtensionPublisher>Extension Publisher</ExtensionPublisher>
-      <ExtensionVersion>Extension Version</ExtensionVersion>
-      <ReportId>Report ID</ReportId>
-      <ReportName>Report Name</ReportName>
-      <AboutThisReportTitle>About This Report Title</AboutThisReportTitle>
-      <AboutThisReportText>About This Report Text</AboutThisReportText>
-      <ReportHelpLink>Report Help Link</ReportHelpLink>
-    </ReportMetadata>
-    <ReportRequest>
-      <TenantEntraId>Tenant Entra Id</TenantEntraId>
-      <EnvironmentName>Environment Name</EnvironmentName>
-      <EnvironmentType>Environment Type</EnvironmentType>
-      <CompanyName>Company Name</CompanyName>
-      <CompanyDisplayName>Company Display Name</CompanyDisplayName>
-      <CompanyId>Company ID</CompanyId>
-      <UserName>User Name</UserName>
-      <DateAndTime>Date and Time</DateAndTime>
-      <Language>Language</Language>
-      <FormatRegion>Format Region</FormatRegion>
-      <DateTimeValues>
-        <Year>Year</Year>
-        <MonthNumber>Month Number</MonthNumber>
-        <DayNumber>Day Number</DayNumber>
-        <Hour>Hour</Hour>
-        <Minute>Minute</Minute>
-      </DateTimeValues>
-    </ReportRequest>
-  </BCReportInformation>
-  <Header>
-    <BilledTo_Lbl>BilledTo_Lbl</BilledTo_Lbl>
-    <BillToContactEmail>BillToContactEmail</BillToContactEmail>
-    <BillToContactEmailLbl>BillToContactEmailLbl</BillToContactEmailLbl>
-    <BillToContactMobilePhoneNo>BillToContactMobilePhoneNo</BillToContactMobilePhoneNo>
-    <BillToContactMobilePhoneNoLbl>BillToContactMobilePhoneNoLbl</BillToContactMobilePhoneNoLbl>
-    <BillToContactPhoneNo>BillToContactPhoneNo</BillToContactPhoneNo>
-    <BillToContactPhoneNoLbl>BillToContactPhoneNoLbl</BillToContactPhoneNoLbl>
-    <BilltoCustomerNo_Lbl>BilltoCustomerNo_Lbl</BilltoCustomerNo_Lbl>
-    <BilltoCustumerNo>BilltoCustumerNo</BilltoCustumerNo>
-    <ChecksPayable_Lbl>ChecksPayable_Lbl</ChecksPayable_Lbl>
-    <CO2ePerUnit_Lbl>CO2ePerUnit_Lbl</CO2ePerUnit_Lbl>
-    <CompanyAddress1>CompanyAddress1</CompanyAddress1>
-    <CompanyAddress2>CompanyAddress2</CompanyAddress2>
-    <CompanyAddress3>CompanyAddress3</CompanyAddress3>
-    <CompanyAddress4>CompanyAddress4</CompanyAddress4>
-    <CompanyAddress5>CompanyAddress5</CompanyAddress5>
-    <CompanyAddress6>CompanyAddress6</CompanyAddress6>
-    <CompanyAddress7>CompanyAddress7</CompanyAddress7>
-    <CompanyAddress8>CompanyAddress8</CompanyAddress8>
-    <CompanyBankAccountNo>CompanyBankAccountNo</CompanyBankAccountNo>
-    <CompanyBankAccountNo_Lbl>CompanyBankAccountNo_Lbl</CompanyBankAccountNo_Lbl>
-    <CompanyBankBranchNo>CompanyBankBranchNo</CompanyBankBranchNo>
-    <CompanyBankBranchNo_Lbl>CompanyBankBranchNo_Lbl</CompanyBankBranchNo_Lbl>
-    <CompanyBankName>CompanyBankName</CompanyBankName>
-    <CompanyBankName_Lbl>CompanyBankName_Lbl</CompanyBankName_Lbl>
-    <CompanyCustomGiro>CompanyCustomGiro</CompanyCustomGiro>
-    <CompanyCustomGiro_Lbl>CompanyCustomGiro_Lbl</CompanyCustomGiro_Lbl>
-    <CompanyEMail>CompanyEMail</CompanyEMail>
-    <CompanyGiroNo>CompanyGiroNo</CompanyGiroNo>
-    <CompanyGiroNo_Lbl>CompanyGiroNo_Lbl</CompanyGiroNo_Lbl>
-    <CompanyHomePage>CompanyHomePage</CompanyHomePage>
-    <CompanyIBAN>CompanyIBAN</CompanyIBAN>
-    <CompanyIBAN_Lbl>CompanyIBAN_Lbl</CompanyIBAN_Lbl>
-    <CompanyLegalOffice>CompanyLegalOffice</CompanyLegalOffice>
-    <CompanyLegalOffice_Lbl>CompanyLegalOffice_Lbl</CompanyLegalOffice_Lbl>
-    <CompanyLegalStatement>CompanyLegalStatement</CompanyLegalStatement>
-    <CompanyLogoPosition>CompanyLogoPosition</CompanyLogoPosition>
-    <CompanyPhoneNo>CompanyPhoneNo</CompanyPhoneNo>
-    <CompanyPhoneNo_Lbl>CompanyPhoneNo_Lbl</CompanyPhoneNo_Lbl>
-    <CompanyPicture/>
-    <CompanyRegistrationNumber>CompanyRegistrationNumber</CompanyRegistrationNumber>
-    <CompanyRegistrationNumber_Lbl>CompanyRegistrationNumber_Lbl</CompanyRegistrationNumber_Lbl>
-    <CompanySWIFT>CompanySWIFT</CompanySWIFT>
-    <CompanySWIFT_Lbl>CompanySWIFT_Lbl</CompanySWIFT_Lbl>
-    <CompanyVATRegistrationNo>CompanyVATRegistrationNo</CompanyVATRegistrationNo>
-    <CompanyVATRegistrationNo_Lbl>CompanyVATRegistrationNo_Lbl</CompanyVATRegistrationNo_Lbl>
-    <CompanyVATRegNo>CompanyVATRegNo</CompanyVATRegNo>
-    <CompanyVATRegNo_Lbl>CompanyVATRegNo_Lbl</CompanyVATRegNo_Lbl>
-    <Contact_Lbl>Contact_Lbl</Contact_Lbl>
-    <Copy_Lbl>Copy_Lbl</Copy_Lbl>
-    <CustomerAddress1>CustomerAddress1</CustomerAddress1>
-    <CustomerAddress2>CustomerAddress2</CustomerAddress2>
-    <CustomerAddress3>CustomerAddress3</CustomerAddress3>
-    <CustomerAddress4>CustomerAddress4</CustomerAddress4>
-    <CustomerAddress5>CustomerAddress5</CustomerAddress5>
-    <CustomerAddress6>CustomerAddress6</CustomerAddress6>
-    <CustomerAddress7>CustomerAddress7</CustomerAddress7>
-    <CustomerAddress8>CustomerAddress8</CustomerAddress8>
-    <CustomerPostalBarCode>CustomerPostalBarCode</CustomerPostalBarCode>
-    <Disclaimer_Lbl>Disclaimer_Lbl</Disclaimer_Lbl>
-    <DisplayAdditionalFeeNote>DisplayAdditionalFeeNote</DisplayAdditionalFeeNote>
-    <DocumentDate>DocumentDate</DocumentDate>
-    <DocumentDate_Lbl>DocumentDate_Lbl</DocumentDate_Lbl>
-    <DocumentNo>DocumentNo</DocumentNo>
-    <DocumentNo_Lbl>DocumentNo_Lbl</DocumentNo_Lbl>
-    <DocumentTitle_Lbl>DocumentTitle_Lbl</DocumentTitle_Lbl>
-    <DueDate>DueDate</DueDate>
-    <DueDate_Lbl>DueDate_Lbl</DueDate_Lbl>
-    <EMail_Header_Lbl>EMail_Header_Lbl</EMail_Header_Lbl>
-    <ExchangeRateAsText>ExchangeRateAsText</ExchangeRateAsText>
-    <ExternalDocumentNo>ExternalDocumentNo</ExternalDocumentNo>
-    <ExternalDocumentNo_Lbl>ExternalDocumentNo_Lbl</ExternalDocumentNo_Lbl>
-    <From_Lbl>From_Lbl</From_Lbl>
-    <GlobalLocationNumber>GlobalLocationNumber</GlobalLocationNumber>
-    <GlobalLocationNumber_Lbl>GlobalLocationNumber_Lbl</GlobalLocationNumber_Lbl>
-    <HomePage_Header_Lbl>HomePage_Header_Lbl</HomePage_Header_Lbl>
-    <InvoiceDiscountAmount_Lbl>InvoiceDiscountAmount_Lbl</InvoiceDiscountAmount_Lbl>
-    <InvoiceDiscountBaseAmount_Lbl>InvoiceDiscountBaseAmount_Lbl</InvoiceDiscountBaseAmount_Lbl>
-    <LegalEntityType>LegalEntityType</LegalEntityType>
-    <LegalEntityType_Lbl>LegalEntityType_Lbl</LegalEntityType_Lbl>
-    <LineAmountAfterInvoiceDiscount_Lbl>LineAmountAfterInvoiceDiscount_Lbl</LineAmountAfterInvoiceDiscount_Lbl>
-    <LocalCurrency_Lbl>LocalCurrency_Lbl</LocalCurrency_Lbl>
-    <OrderNo>OrderNo</OrderNo>
-    <OrderNo_Lbl>OrderNo_Lbl</OrderNo_Lbl>
-    <PackageTrackingNo>PackageTrackingNo</PackageTrackingNo>
-    <PackageTrackingNo_Lbl>PackageTrackingNo_Lbl</PackageTrackingNo_Lbl>
-    <Page_Lbl>Page_Lbl</Page_Lbl>
-    <PaymentInstructions_Txt>PaymentInstructions_Txt</PaymentInstructions_Txt>
-    <PaymentMethodDescription>PaymentMethodDescription</PaymentMethodDescription>
-    <PaymentMethodDescription_Lbl>PaymentMethodDescription_Lbl</PaymentMethodDescription_Lbl>
-    <PaymentReference>PaymentReference</PaymentReference>
-    <PaymentReference_Lbl>PaymentReference_Lbl</PaymentReference_Lbl>
-    <PaymentTermsDescription>PaymentTermsDescription</PaymentTermsDescription>
-    <PaymentTermsDescription_Lbl>PaymentTermsDescription_Lbl</PaymentTermsDescription_Lbl>
-    <PricesIncludingVAT>PricesIncludingVAT</PricesIncludingVAT>
-    <PricesIncludingVATYesNo>PricesIncludingVATYesNo</PricesIncludingVATYesNo>
-    <PricesIncludingVAT_Lbl>PricesIncludingVAT_Lbl</PricesIncludingVAT_Lbl>
-    <Questions_Lbl>Questions_Lbl</Questions_Lbl>
-    <RemainingAmount>RemainingAmount</RemainingAmount>
-    <RemainingAmountText>RemainingAmountText</RemainingAmountText>
-    <SalesInvoiceLineDiscount_Lbl>SalesInvoiceLineDiscount_Lbl</SalesInvoiceLineDiscount_Lbl>
-    <SalesPersonBlank_Lbl>SalesPersonBlank_Lbl</SalesPersonBlank_Lbl>
-    <SalesPersonName>SalesPersonName</SalesPersonName>
-    <SalesPerson_Lbl>SalesPerson_Lbl</SalesPerson_Lbl>
-    <SellToContactEmail>SellToContactEmail</SellToContactEmail>
-    <SellToContactEmailLbl>SellToContactEmailLbl</SellToContactEmailLbl>
-    <SellToContactMobilePhoneNo>SellToContactMobilePhoneNo</SellToContactMobilePhoneNo>
-    <SellToContactMobilePhoneNoLbl>SellToContactMobilePhoneNoLbl</SellToContactMobilePhoneNoLbl>
-    <SellToContactPhoneNo>SellToContactPhoneNo</SellToContactPhoneNo>
-    <SellToContactPhoneNoLbl>SellToContactPhoneNoLbl</SellToContactPhoneNoLbl>
-    <SelltoCustomerNo>SelltoCustomerNo</SelltoCustomerNo>
-    <SelltoCustomerNo_Lbl>SelltoCustomerNo_Lbl</SelltoCustomerNo_Lbl>
-    <SellToFaxNo>SellToFaxNo</SellToFaxNo>
-    <SellToPhoneNo>SellToPhoneNo</SellToPhoneNo>
-    <ShipmentDate>ShipmentDate</ShipmentDate>
-    <ShipmentDate_Lbl>ShipmentDate_Lbl</ShipmentDate_Lbl>
-    <ShipmentMethodDescription>ShipmentMethodDescription</ShipmentMethodDescription>
-    <ShipmentMethodDescription_Lbl>ShipmentMethodDescription_Lbl</ShipmentMethodDescription_Lbl>
-    <Shipment_Lbl>Shipment_Lbl</Shipment_Lbl>
-    <ShippingAgentCode>ShippingAgentCode</ShippingAgentCode>
-    <ShippingAgentCode_Lbl>ShippingAgentCode_Lbl</ShippingAgentCode_Lbl>
-    <ShipToAddress1>ShipToAddress1</ShipToAddress1>
-    <ShipToAddress2>ShipToAddress2</ShipToAddress2>
-    <ShipToAddress3>ShipToAddress3</ShipToAddress3>
-    <ShipToAddress4>ShipToAddress4</ShipToAddress4>
-    <ShipToAddress5>ShipToAddress5</ShipToAddress5>
-    <ShipToAddress6>ShipToAddress6</ShipToAddress6>
-    <ShipToAddress7>ShipToAddress7</ShipToAddress7>
-    <ShipToAddress8>ShipToAddress8</ShipToAddress8>
-    <ShipToAddress_Lbl>ShipToAddress_Lbl</ShipToAddress_Lbl>
-    <ShipToPhoneNo>ShipToPhoneNo</ShipToPhoneNo>
-    <ShowShippingAddress>ShowShippingAddress</ShowShippingAddress>
-    <ShowWorkDescription>ShowWorkDescription</ShowWorkDescription>
-    <Subtotal_Lbl>Subtotal_Lbl</Subtotal_Lbl>
-    <Thanks_Lbl>Thanks_Lbl</Thanks_Lbl>
-    <TotalCO2e_Lbl>TotalCO2e_Lbl</TotalCO2e_Lbl>
-    <Total_Lbl>Total_Lbl</Total_Lbl>
-    <VATAmountSpecification_Lbl>VATAmountSpecification_Lbl</VATAmountSpecification_Lbl>
-    <VATAmount_Lbl>VATAmount_Lbl</VATAmount_Lbl>
-    <VATBase_Lbl>VATBase_Lbl</VATBase_Lbl>
-    <VATClauses_Lbl>VATClauses_Lbl</VATClauses_Lbl>
-    <VATClause_Lbl>VATClause_Lbl</VATClause_Lbl>
-    <VATIdentifier_Lbl>VATIdentifier_Lbl</VATIdentifier_Lbl>
-    <VATPercentage_Lbl>VATPercentage_Lbl</VATPercentage_Lbl>
-    <VATRegistrationNo>VATRegistrationNo</VATRegistrationNo>
-    <VATRegistrationNo_Lbl>VATRegistrationNo_Lbl</VATRegistrationNo_Lbl>
-    <YourDocumentTitle_Lbl>YourDocumentTitle_Lbl</YourDocumentTitle_Lbl>
-    <YourReference>YourReference</YourReference>
-    <YourReference_Lbl>YourReference_Lbl</YourReference_Lbl>
-    <Line>
-      <AmountExcludingVAT_Line>AmountExcludingVAT_Line</AmountExcludingVAT_Line>
-      <AmountExcludingVAT_Line_Lbl>AmountExcludingVAT_Line_Lbl</AmountExcludingVAT_Line_Lbl>
-      <AmountIncludingVAT_Line>AmountIncludingVAT_Line</AmountIncludingVAT_Line>
-      <AmountIncludingVAT_Line_Lbl>AmountIncludingVAT_Line_Lbl</AmountIncludingVAT_Line_Lbl>
-      <CO2ePerUnit_Line>CO2ePerUnit_Line</CO2ePerUnit_Line>
-      <Description_Line>Description_Line</Description_Line>
-      <Description_Line_Lbl>Description_Line_Lbl</Description_Line_Lbl>
-      <ItemNo_Line>ItemNo_Line</ItemNo_Line>
-      <ItemNo_Line_Lbl>ItemNo_Line_Lbl</ItemNo_Line_Lbl>
-      <ItemReferenceNo_Line>ItemReferenceNo_Line</ItemReferenceNo_Line>
-      <ItemReferenceNo_Line_Lbl>ItemReferenceNo_Line_Lbl</ItemReferenceNo_Line_Lbl>
-      <JobNo>JobNo</JobNo>
-      <JobNo_Lbl>JobNo_Lbl</JobNo_Lbl>
-      <JobTaskDescription>JobTaskDescription</JobTaskDescription>
-      <JobTaskDesc_Lbl>JobTaskDesc_Lbl</JobTaskDesc_Lbl>
-      <JobTaskNo>JobTaskNo</JobTaskNo>
-      <JobTaskNo_Lbl>JobTaskNo_Lbl</JobTaskNo_Lbl>
-      <LineAmount_Line>LineAmount_Line</LineAmount_Line>
-      <LineAmount_Line_Lbl>LineAmount_Line_Lbl</LineAmount_Line_Lbl>
-      <LineDiscountPercentText_Line>LineDiscountPercentText_Line</LineDiscountPercentText_Line>
-      <LineDiscountPercent_Line>LineDiscountPercent_Line</LineDiscountPercent_Line>
-      <LineNo_Line>LineNo_Line</LineNo_Line>
-      <PricePer_Lbl>PricePer_Lbl</PricePer_Lbl>
-      <Price_Lbl>Price_Lbl</Price_Lbl>
-      <Qty_Lbl>Qty_Lbl</Qty_Lbl>
-      <Quantity_Line>Quantity_Line</Quantity_Line>
-      <Quantity_Line_Lbl>Quantity_Line_Lbl</Quantity_Line_Lbl>
-      <ShipmentDate_Line>ShipmentDate_Line</ShipmentDate_Line>
-      <ShipmentDate_Line_Lbl>ShipmentDate_Line_Lbl</ShipmentDate_Line_Lbl>
-      <TransHeaderAmount>TransHeaderAmount</TransHeaderAmount>
-      <Type_Line>Type_Line</Type_Line>
-      <UnitOfMeasure>UnitOfMeasure</UnitOfMeasure>
-      <UnitOfMeasure_Lbl>UnitOfMeasure_Lbl</UnitOfMeasure_Lbl>
-      <UnitPrice>UnitPrice</UnitPrice>
-      <UnitPrice_Lbl>UnitPrice_Lbl</UnitPrice_Lbl>
-      <Unit_Lbl>Unit_Lbl</Unit_Lbl>
-      <VATIdentifier_Line>VATIdentifier_Line</VATIdentifier_Line>
-      <VATIdentifier_Line_Lbl>VATIdentifier_Line_Lbl</VATIdentifier_Line_Lbl>
-      <VATPct_Line>VATPct_Line</VATPct_Line>
-      <VATPct_Line_Lbl>VATPct_Line_Lbl</VATPct_Line_Lbl>
-      <ShipmentLine>
-        <DocumentNo_ShipmentLine>DocumentNo_ShipmentLine</DocumentNo_ShipmentLine>
-        <PostingDate_ShipmentLine>PostingDate_ShipmentLine</PostingDate_ShipmentLine>
-        <PostingDate_ShipmentLine_Lbl>PostingDate_ShipmentLine_Lbl</PostingDate_ShipmentLine_Lbl>
-        <Quantity_ShipmentLine>Quantity_ShipmentLine</Quantity_ShipmentLine>
-        <Quantity_ShipmentLine_Lbl>Quantity_ShipmentLine_Lbl</Quantity_ShipmentLine_Lbl>
-      </ShipmentLine>
-      <AssemblyLine>
-        <Description_AssemblyLine>Description_AssemblyLine</Description_AssemblyLine>
-        <LineNo_AssemblyLine>LineNo_AssemblyLine</LineNo_AssemblyLine>
-        <Quantity_AssemblyLine>Quantity_AssemblyLine</Quantity_AssemblyLine>
-        <UnitOfMeasure_AssemblyLine>UnitOfMeasure_AssemblyLine</UnitOfMeasure_AssemblyLine>
-        <VariantCode_AssemblyLine>VariantCode_AssemblyLine</VariantCode_AssemblyLine>
-      </AssemblyLine>
-    </Line>
-    <WorkDescriptionLines>
-      <WorkDescriptionLine>WorkDescriptionLine</WorkDescriptionLine>
-      <WorkDescriptionLineNumber>WorkDescriptionLineNumber</WorkDescriptionLineNumber>
-    </WorkDescriptionLines>
-    <VATAmountLine>
-      <InvoiceDiscountAmount_VATAmountLine>InvoiceDiscountAmount_VATAmountLine</InvoiceDiscountAmount_VATAmountLine>
-      <InvoiceDiscountAmount_VATAmountLine_Lbl>InvoiceDiscountAmount_VATAmountLine_Lbl</InvoiceDiscountAmount_VATAmountLine_Lbl>
-      <InvoiceDiscountBaseAmount_VATAmountLine>InvoiceDiscountBaseAmount_VATAmountLine</InvoiceDiscountBaseAmount_VATAmountLine>
-      <InvoiceDiscountBaseAmount_VATAmountLine_Lbl>InvoiceDiscountBaseAmount_VATAmountLine_Lbl</InvoiceDiscountBaseAmount_VATAmountLine_Lbl>
-      <LineAmount_VatAmountLine>LineAmount_VatAmountLine</LineAmount_VatAmountLine>
-      <LineAmount_VatAmountLine_Lbl>LineAmount_VatAmountLine_Lbl</LineAmount_VatAmountLine_Lbl>
-      <NoOfVATIdentifiers>NoOfVATIdentifiers</NoOfVATIdentifiers>
-      <VATAmountLCY_VATAmountLine>VATAmountLCY_VATAmountLine</VATAmountLCY_VATAmountLine>
-      <VATAmountLCY_VATAmountLine_Lbl>VATAmountLCY_VATAmountLine_Lbl</VATAmountLCY_VATAmountLine_Lbl>
-      <VATAmount_VatAmountLine>VATAmount_VatAmountLine</VATAmount_VatAmountLine>
-      <VATAmount_VatAmountLine_Lbl>VATAmount_VatAmountLine_Lbl</VATAmount_VatAmountLine_Lbl>
-      <VATBaseLCY_VATAmountLine>VATBaseLCY_VATAmountLine</VATBaseLCY_VATAmountLine>
-      <VATBaseLCY_VATAmountLine_Lbl>VATBaseLCY_VATAmountLine_Lbl</VATBaseLCY_VATAmountLine_Lbl>
-      <VATBase_VatAmountLine>VATBase_VatAmountLine</VATBase_VatAmountLine>
-      <VATBase_VatAmountLine_Lbl>VATBase_VatAmountLine_Lbl</VATBase_VatAmountLine_Lbl>
-      <VATIdentifier_VatAmountLine>VATIdentifier_VatAmountLine</VATIdentifier_VatAmountLine>
-      <VATIdentifier_VatAmountLine_Lbl>VATIdentifier_VatAmountLine_Lbl</VATIdentifier_VatAmountLine_Lbl>
-      <VATPct_VatAmountLine>VATPct_VatAmountLine</VATPct_VatAmountLine>
-      <VATPct_VatAmountLine_Lbl>VATPct_VatAmountLine_Lbl</VATPct_VatAmountLine_Lbl>
-    </VATAmountLine>
-    <VATClauseLine>
-      <Code_VATClauseLine>Code_VATClauseLine</Code_VATClauseLine>
-      <Code_VATClauseLine_Lbl>Code_VATClauseLine_Lbl</Code_VATClauseLine_Lbl>
-      <Description2_VATClauseLine>Description2_VATClauseLine</Description2_VATClauseLine>
-      <Description_VATClauseLine>Description_VATClauseLine</Description_VATClauseLine>
-      <NoOfVATClauses>NoOfVATClauses</NoOfVATClauses>
-      <VATAmount_VATClauseLine>VATAmount_VATClauseLine</VATAmount_VATClauseLine>
-      <VATClausesHeader>VATClausesHeader</VATClausesHeader>
-      <VATIdentifier_VATClauseLine>VATIdentifier_VATClauseLine</VATIdentifier_VATClauseLine>
-    </VATClauseLine>
-    <ReportTotalsLine>
-      <AmountFormatted_ReportTotalsLine>AmountFormatted_ReportTotalsLine</AmountFormatted_ReportTotalsLine>
-      <Amount_ReportTotalsLine>Amount_ReportTotalsLine</Amount_ReportTotalsLine>
-      <Description_ReportTotalsLine>Description_ReportTotalsLine</Description_ReportTotalsLine>
-      <FontBold_ReportTotalsLine>FontBold_ReportTotalsLine</FontBold_ReportTotalsLine>
-      <FontUnderline_ReportTotalsLine>FontUnderline_ReportTotalsLine</FontUnderline_ReportTotalsLine>
-    </ReportTotalsLine>
-    <LineFee>
-      <LineFeeCaptionText>LineFeeCaptionText</LineFeeCaptionText>
-    </LineFee>
-    <PaymentReportingArgument>
-      <PaymentServiceLogo/>
-      <PaymentServiceLogo_Url>PaymentServiceLogo_Url</PaymentServiceLogo_Url>
-      <PaymentServiceLogo_UrlText>PaymentServiceLogo_UrlText</PaymentServiceLogo_UrlText>
-      <PaymentServiceText_Url>PaymentServiceText_Url</PaymentServiceText_Url>
-      <PaymentServiceText_UrlText>PaymentServiceText_UrlText</PaymentServiceText_UrlText>
-    </PaymentReportingArgument>
-    <LeftHeader>
-      <LeftHeaderName>LeftHeaderName</LeftHeaderName>
-      <LeftHeaderValue>LeftHeaderValue</LeftHeaderValue>
-    </LeftHeader>
-    <RightHeader>
-      <RightHeaderName>RightHeaderName</RightHeaderName>
-      <RightHeaderValue>RightHeaderValue</RightHeaderValue>
-    </RightHeader>
-    <LetterText>
-      <BodyText>BodyText</BodyText>
-      <ClosingText>ClosingText</ClosingText>
-      <GreetingText>GreetingText</GreetingText>
-      <PmtDiscText>PmtDiscText</PmtDiscText>
-    </LetterText>
-    <Totals>
-      <CurrencyCode>CurrencyCode</CurrencyCode>
-      <CurrencySymbol>CurrencySymbol</CurrencySymbol>
-      <TotalAmountExclInclVAT>TotalAmountExclInclVAT</TotalAmountExclInclVAT>
-      <TotalAmountExclInclVATText>TotalAmountExclInclVATText</TotalAmountExclInclVATText>
-      <TotalAmountIncludingVAT>TotalAmountIncludingVAT</TotalAmountIncludingVAT>
-      <TotalCO2e>TotalCO2e</TotalCO2e>
-      <TotalExcludingVATText>TotalExcludingVATText</TotalExcludingVATText>
-      <TotalIncludingVATText>TotalIncludingVATText</TotalIncludingVATText>
-      <TotalInvoiceDiscountAmount>TotalInvoiceDiscountAmount</TotalInvoiceDiscountAmount>
-      <TotalNetAmount>TotalNetAmount</TotalNetAmount>
-      <TotalPaymentDiscountOnVAT>TotalPaymentDiscountOnVAT</TotalPaymentDiscountOnVAT>
-      <TotalSubTotal>TotalSubTotal</TotalSubTotal>
-      <TotalSubTotalMinusInvoiceDiscount>TotalSubTotalMinusInvoiceDiscount</TotalSubTotalMinusInvoiceDiscount>
-      <TotalText>TotalText</TotalText>
-      <TotalVATAmount>TotalVATAmount</TotalVATAmount>
-      <TotalVATAmountLCY>TotalVATAmountLCY</TotalVATAmountLCY>
-      <TotalVATAmountOnVATAmtLine>TotalVATAmountOnVATAmtLine</TotalVATAmountOnVATAmtLine>
-      <TotalVATAmountText>TotalVATAmountText</TotalVATAmountText>
-      <TotalVATBaseLCY>TotalVATBaseLCY</TotalVATBaseLCY>
-      <TotalVATBaseOnVATAmtLine>TotalVATBaseOnVATAmtLine</TotalVATBaseOnVATAmtLine>
-    </Totals>
-  </Header>
-</NavWordReportXmlPart>
+<file path=customXml/item1.xml>��< ? x m l   v e r s i o n = " 1 . 0 "   e n c o d i n g = " u t f - 1 6 " ? > + 
+ < N a v W o r d R e p o r t X m l P a r t   x m l n s = " u r n : m i c r o s o f t - d y n a m i c s - n a v / r e p o r t s / S t a n d a r d _ S a l e s _ I n v o i c e / 1 3 0 6 / " > + 
+     < B C R e p o r t I n f o r m a t i o n > + 
+         < R e p o r t M e t a d a t a > + 
+             < E x t e n s i o n I d > E x t e n s i o n   I D < / E x t e n s i o n I d > + 
+             < E x t e n s i o n N a m e > E x t e n s i o n   N a m e < / E x t e n s i o n N a m e > + 
+             < E x t e n s i o n P u b l i s h e r > E x t e n s i o n   P u b l i s h e r < / E x t e n s i o n P u b l i s h e r > + 
+             < E x t e n s i o n V e r s i o n > E x t e n s i o n   V e r s i o n < / E x t e n s i o n V e r s i o n > + 
+             < R e p o r t I d > R e p o r t   I D < / R e p o r t I d > + 
+             < R e p o r t N a m e > R e p o r t   N a m e < / R e p o r t N a m e > + 
+             < R e p o r t C a p t i o n > R e p o r t   C a p t i o n < / R e p o r t C a p t i o n > + 
+             < A b o u t T h i s R e p o r t T i t l e > A b o u t   T h i s   R e p o r t   T i t l e < / A b o u t T h i s R e p o r t T i t l e > + 
+             < A b o u t T h i s R e p o r t T e x t > A b o u t   T h i s   R e p o r t   T e x t < / A b o u t T h i s R e p o r t T e x t > + 
+             < R e p o r t H e l p L i n k > R e p o r t   H e l p   L i n k < / R e p o r t H e l p L i n k > + 
+         < / R e p o r t M e t a d a t a > + 
+         < R e p o r t R e q u e s t > + 
+             < T e n a n t E n t r a I d > T e n a n t   E n t r a   I d < / T e n a n t E n t r a I d > + 
+             < E n v i r o n m e n t N a m e > E n v i r o n m e n t   N a m e < / E n v i r o n m e n t N a m e > + 
+             < E n v i r o n m e n t T y p e > E n v i r o n m e n t   T y p e < / E n v i r o n m e n t T y p e > + 
+             < C o m p a n y N a m e > C o m p a n y   N a m e < / C o m p a n y N a m e > + 
+             < C o m p a n y D i s p l a y N a m e > C o m p a n y   D i s p l a y   N a m e < / C o m p a n y D i s p l a y N a m e > + 
+             < C o m p a n y I d > C o m p a n y   I D < / C o m p a n y I d > + 
+             < U s e r N a m e > U s e r   N a m e < / U s e r N a m e > + 
+             < D a t e A n d T i m e > D a t e   a n d   T i m e < / D a t e A n d T i m e > + 
+             < L a n g u a g e > L a n g u a g e < / L a n g u a g e > + 
+             < F o r m a t R e g i o n > F o r m a t   R e g i o n < / F o r m a t R e g i o n > + 
+             < D a t e T i m e V a l u e s > + 
+                 < Y e a r > Y e a r < / Y e a r > + 
+                 < M o n t h N u m b e r > M o n t h   N u m b e r < / M o n t h N u m b e r > + 
+                 < D a y N u m b e r > D a y   N u m b e r < / D a y N u m b e r > + 
+                 < H o u r > H o u r < / H o u r > + 
+                 < M i n u t e > M i n u t e < / M i n u t e > + 
+             < / D a t e T i m e V a l u e s > + 
+         < / R e p o r t R e q u e s t > + 
+         < C o m p a n y M e t a d a t a > + 
+             < C o m p a n y N a m e > C o m p a n y   N a m e < / C o m p a n y N a m e > + 
+             < C o m p a n y D i s p l a y N a m e > C o m p a n y   D i s p l a y   N a m e < / C o m p a n y D i s p l a y N a m e > + 
+             < C o m p a n y A d d r e s s L i n e s > + 
+                 < C o m p a n y A d d r e s s L i n e 1 > C o m p a n y   A d d r e s s   L i n e   1 < / C o m p a n y A d d r e s s L i n e 1 > + 
+                 < C o m p a n y A d d r e s s L i n e 2 > C o m p a n y   A d d r e s s   L i n e   2 < / C o m p a n y A d d r e s s L i n e 2 > + 
+                 < C o m p a n y A d d r e s s L i n e 3 > C o m p a n y   A d d r e s s   L i n e   3 < / C o m p a n y A d d r e s s L i n e 3 > + 
+                 < C o m p a n y A d d r e s s L i n e 4 > C o m p a n y   A d d r e s s   L i n e   4 < / C o m p a n y A d d r e s s L i n e 4 > + 
+                 < C o m p a n y A d d r e s s L i n e 5 > C o m p a n y   A d d r e s s   L i n e   5 < / C o m p a n y A d d r e s s L i n e 5 > + 
+                 < C o m p a n y A d d r e s s L i n e 6 > C o m p a n y   A d d r e s s   L i n e   6 < / C o m p a n y A d d r e s s L i n e 6 > + 
+                 < C o m p a n y A d d r e s s L i n e 7 > C o m p a n y   A d d r e s s   L i n e   7 < / C o m p a n y A d d r e s s L i n e 7 > + 
+                 < C o m p a n y A d d r e s s L i n e 8 > C o m p a n y   A d d r e s s   L i n e   8 < / C o m p a n y A d d r e s s L i n e 8 > + 
+             < / C o m p a n y A d d r e s s L i n e s > + 
+             < C o m p a n y P h o n e > C o m p a n y   P h o n e < / C o m p a n y P h o n e > + 
+             < C o m p a n y P h o n e C a p t i o n > C o m p a n y   P h o n e   C a p t i o n < / C o m p a n y P h o n e C a p t i o n > + 
+             < C o m p a n y F a x N o > C o m p a n y   F a x   N o . < / C o m p a n y F a x N o > + 
+             < C o m p a n y F a x N o C a p t i o n > C o m p a n y   F a x   N o .   C a p t i o n < / C o m p a n y F a x N o C a p t i o n > + 
+             < C o m p a n y E m a i l > C o m p a n y   E m a i l < / C o m p a n y E m a i l > + 
+             < C o m p a n y E m a i l C a p t i o n > C o m p a n y   E m a i l   C a p t i o n < / C o m p a n y E m a i l C a p t i o n > + 
+             < C o m p a n y H o m e P a g e > C o m p a n y   H o m e   P a g e < / C o m p a n y H o m e P a g e > + 
+             < C o m p a n y H o m e P a g e C a p t i o n > C o m p a n y   H o m e   P a g e   C a p t i o n < / C o m p a n y H o m e P a g e C a p t i o n > + 
+             < C o m p a n y L o g o > C o m p a n y   L o g o < / C o m p a n y L o g o > + 
+             < C o m p a n y V A T R e g i s t r a t i o n N o > C o m p a n y   V A T   R e g i s t r a t i o n   N o . < / C o m p a n y V A T R e g i s t r a t i o n N o > + 
+             < C o m p a n y V A T R e g i s t r a t i o n N o C a p t i o n > C o m p a n y   V A T   R e g i s t r a t i o n   N o .   C a p t i o n < / C o m p a n y V A T R e g i s t r a t i o n N o C a p t i o n > + 
+             < C o m p a n y R e g i s t r a t i o n N o > C o m p a n y   R e g i s t r a t i o n   N o . < / C o m p a n y R e g i s t r a t i o n N o > + 
+             < C o m p a n y R e g i s t r a t i o n N o C a p t i o n > C o m p a n y   R e g i s t r a t i o n   N o .   C a p t i o n < / C o m p a n y R e g i s t r a t i o n N o C a p t i o n > + 
+             < C o m p a n y B a n k N a m e > C o m p a n y   B a n k   N a m e < / C o m p a n y B a n k N a m e > + 
+             < C o m p a n y B a n k N a m e C a p t i o n > C o m p a n y   B a n k   N a m e   C a p t i o n < / C o m p a n y B a n k N a m e C a p t i o n > + 
+             < C o m p a n y B a n k A c c o u n t N o > C o m p a n y   B a n k   A c c o u n t   N o . < / C o m p a n y B a n k A c c o u n t N o > + 
+             < C o m p a n y B a n k A c c o u n t N o C a p t i o n > C o m p a n y   B a n k   A c c o u n t   N o .   C a p t i o n < / C o m p a n y B a n k A c c o u n t N o C a p t i o n > + 
+             < C o m p a n y B a n k B r a n c h N o > C o m p a n y   B a n k   B r a n c h   N o . < / C o m p a n y B a n k B r a n c h N o > + 
+             < C o m p a n y B a n k B r a n c h N o C a p t i o n > C o m p a n y   B a n k   B r a n c h   N o .   C a p t i o n < / C o m p a n y B a n k B r a n c h N o C a p t i o n > + 
+             < C o m p a n y I B A N > C o m p a n y   I B A N < / C o m p a n y I B A N > + 
+             < C o m p a n y I B A N C a p t i o n > C o m p a n y   I B A N   C a p t i o n < / C o m p a n y I B A N C a p t i o n > + 
+             < C o m p a n y B a n k S W I F T > C o m p a n y   B a n k   S W I F T < / C o m p a n y B a n k S W I F T > + 
+             < C o m p a n y B a n k S W I F T C a p t i o n > C o m p a n y   B a n k   S W I F T   C a p t i o n < / C o m p a n y B a n k S W I F T C a p t i o n > + 
+             < C o m p a n y G i r o N o > C o m p a n y   G i r o   N o . < / C o m p a n y G i r o N o > + 
+             < C o m p a n y G i r o N o C a p t i o n > C o m p a n y   G i r o   N o .   C a p t i o n < / C o m p a n y G i r o N o C a p t i o n > + 
+         < / C o m p a n y M e t a d a t a > + 
+     < / B C R e p o r t I n f o r m a t i o n > + 
+     < H e a d e r > + 
+         < B i l l e d T o _ L b l > B i l l e d T o _ L b l < / B i l l e d T o _ L b l > + 
+         < B i l l T o C o n t a c t E m a i l > B i l l T o C o n t a c t E m a i l < / B i l l T o C o n t a c t E m a i l > + 
+         < B i l l T o C o n t a c t E m a i l L b l > B i l l T o C o n t a c t E m a i l L b l < / B i l l T o C o n t a c t E m a i l L b l > + 
+         < B i l l T o C o n t a c t M o b i l e P h o n e N o > B i l l T o C o n t a c t M o b i l e P h o n e N o < / B i l l T o C o n t a c t M o b i l e P h o n e N o > + 
+         < B i l l T o C o n t a c t M o b i l e P h o n e N o L b l > B i l l T o C o n t a c t M o b i l e P h o n e N o L b l < / B i l l T o C o n t a c t M o b i l e P h o n e N o L b l > + 
+         < B i l l T o C o n t a c t P h o n e N o > B i l l T o C o n t a c t P h o n e N o < / B i l l T o C o n t a c t P h o n e N o > + 
+         < B i l l T o C o n t a c t P h o n e N o L b l > B i l l T o C o n t a c t P h o n e N o L b l < / B i l l T o C o n t a c t P h o n e N o L b l > + 
+         < B i l l t o C u s t o m e r N o _ L b l > B i l l t o C u s t o m e r N o _ L b l < / B i l l t o C u s t o m e r N o _ L b l > + 
+         < B i l l t o C u s t u m e r N o > B i l l t o C u s t u m e r N o < / B i l l t o C u s t u m e r N o > + 
+         < C h e c k s P a y a b l e _ L b l > C h e c k s P a y a b l e _ L b l < / C h e c k s P a y a b l e _ L b l > + 
+         < C O 2 e P e r U n i t _ L b l > C O 2 e P e r U n i t _ L b l < / C O 2 e P e r U n i t _ L b l > + 
+         < C o m p a n y A d d r e s s 1 > C o m p a n y A d d r e s s 1 < / C o m p a n y A d d r e s s 1 > + 
+         < C o m p a n y A d d r e s s 2 > C o m p a n y A d d r e s s 2 < / C o m p a n y A d d r e s s 2 > + 
+         < C o m p a n y A d d r e s s 3 > C o m p a n y A d d r e s s 3 < / C o m p a n y A d d r e s s 3 > + 
+         < C o m p a n y A d d r e s s 4 > C o m p a n y A d d r e s s 4 < / C o m p a n y A d d r e s s 4 > + 
+         < C o m p a n y A d d r e s s 5 > C o m p a n y A d d r e s s 5 < / C o m p a n y A d d r e s s 5 > + 
+         < C o m p a n y A d d r e s s 6 > C o m p a n y A d d r e s s 6 < / C o m p a n y A d d r e s s 6 > + 
+         < C o m p a n y A d d r e s s 7 > C o m p a n y A d d r e s s 7 < / C o m p a n y A d d r e s s 7 > + 
+         < C o m p a n y A d d r e s s 8 > C o m p a n y A d d r e s s 8 < / C o m p a n y A d d r e s s 8 > + 
+         < C o m p a n y B a n k A c c o u n t N o > C o m p a n y B a n k A c c o u n t N o < / C o m p a n y B a n k A c c o u n t N o > + 
+         < C o m p a n y B a n k A c c o u n t N o _ L b l > C o m p a n y B a n k A c c o u n t N o _ L b l < / C o m p a n y B a n k A c c o u n t N o _ L b l > + 
+         < C o m p a n y B a n k B r a n c h N o > C o m p a n y B a n k B r a n c h N o < / C o m p a n y B a n k B r a n c h N o > + 
+         < C o m p a n y B a n k B r a n c h N o _ L b l > C o m p a n y B a n k B r a n c h N o _ L b l < / C o m p a n y B a n k B r a n c h N o _ L b l > + 
+         < C o m p a n y B a n k N a m e > C o m p a n y B a n k N a m e < / C o m p a n y B a n k N a m e > + 
+         < C o m p a n y B a n k N a m e _ L b l > C o m p a n y B a n k N a m e _ L b l < / C o m p a n y B a n k N a m e _ L b l > + 
+         < C o m p a n y C u s t o m G i r o > C o m p a n y C u s t o m G i r o < / C o m p a n y C u s t o m G i r o > + 
+         < C o m p a n y C u s t o m G i r o _ L b l > C o m p a n y C u s t o m G i r o _ L b l < / C o m p a n y C u s t o m G i r o _ L b l > + 
+         < C o m p a n y E M a i l > C o m p a n y E M a i l < / C o m p a n y E M a i l > + 
+         < C o m p a n y G i r o N o > C o m p a n y G i r o N o < / C o m p a n y G i r o N o > + 
+         < C o m p a n y G i r o N o _ L b l > C o m p a n y G i r o N o _ L b l < / C o m p a n y G i r o N o _ L b l > + 
+         < C o m p a n y H o m e P a g e > C o m p a n y H o m e P a g e < / C o m p a n y H o m e P a g e > + 
+         < C o m p a n y I B A N > C o m p a n y I B A N < / C o m p a n y I B A N > + 
+         < C o m p a n y I B A N _ L b l > C o m p a n y I B A N _ L b l < / C o m p a n y I B A N _ L b l > + 
+         < C o m p a n y L e g a l O f f i c e > C o m p a n y L e g a l O f f i c e < / C o m p a n y L e g a l O f f i c e > + 
+         < C o m p a n y L e g a l O f f i c e _ L b l > C o m p a n y L e g a l O f f i c e _ L b l < / C o m p a n y L e g a l O f f i c e _ L b l > + 
+         < C o m p a n y L e g a l S t a t e m e n t > C o m p a n y L e g a l S t a t e m e n t < / C o m p a n y L e g a l S t a t e m e n t > + 
+         < C o m p a n y L o g o P o s i t i o n > C o m p a n y L o g o P o s i t i o n < / C o m p a n y L o g o P o s i t i o n > + 
+         < C o m p a n y P h o n e N o > C o m p a n y P h o n e N o < / C o m p a n y P h o n e N o > + 
+         < C o m p a n y P h o n e N o _ L b l > C o m p a n y P h o n e N o _ L b l < / C o m p a n y P h o n e N o _ L b l > + 
+         < C o m p a n y P i c t u r e   / > + 
+         < C o m p a n y R e g i s t r a t i o n N u m b e r > C o m p a n y R e g i s t r a t i o n N u m b e r < / C o m p a n y R e g i s t r a t i o n N u m b e r > + 
+         < C o m p a n y R e g i s t r a t i o n N u m b e r _ L b l > C o m p a n y R e g i s t r a t i o n N u m b e r _ L b l < / C o m p a n y R e g i s t r a t i o n N u m b e r _ L b l > + 
+         < C o m p a n y S W I F T > C o m p a n y S W I F T < / C o m p a n y S W I F T > + 
+         < C o m p a n y S W I F T _ L b l > C o m p a n y S W I F T _ L b l < / C o m p a n y S W I F T _ L b l > + 
+         < C o m p a n y V A T R e g i s t r a t i o n N o > C o m p a n y V A T R e g i s t r a t i o n N o < / C o m p a n y V A T R e g i s t r a t i o n N o > + 
+         < C o m p a n y V A T R e g i s t r a t i o n N o _ L b l > C o m p a n y V A T R e g i s t r a t i o n N o _ L b l < / C o m p a n y V A T R e g i s t r a t i o n N o _ L b l > + 
+         < C o m p a n y V A T R e g N o > C o m p a n y V A T R e g N o < / C o m p a n y V A T R e g N o > + 
+         < C o m p a n y V A T R e g N o _ L b l > C o m p a n y V A T R e g N o _ L b l < / C o m p a n y V A T R e g N o _ L b l > + 
+         < C o n t a c t _ L b l > C o n t a c t _ L b l < / C o n t a c t _ L b l > + 
+         < C o p y _ L b l > C o p y _ L b l < / C o p y _ L b l > + 
+         < C u s t o m e r A d d r e s s 1 > C u s t o m e r A d d r e s s 1 < / C u s t o m e r A d d r e s s 1 > + 
+         < C u s t o m e r A d d r e s s 2 > C u s t o m e r A d d r e s s 2 < / C u s t o m e r A d d r e s s 2 > + 
+         < C u s t o m e r A d d r e s s 3 > C u s t o m e r A d d r e s s 3 < / C u s t o m e r A d d r e s s 3 > + 
+         < C u s t o m e r A d d r e s s 4 > C u s t o m e r A d d r e s s 4 < / C u s t o m e r A d d r e s s 4 > + 
+         < C u s t o m e r A d d r e s s 5 > C u s t o m e r A d d r e s s 5 < / C u s t o m e r A d d r e s s 5 > + 
+         < C u s t o m e r A d d r e s s 6 > C u s t o m e r A d d r e s s 6 < / C u s t o m e r A d d r e s s 6 > + 
+         < C u s t o m e r A d d r e s s 7 > C u s t o m e r A d d r e s s 7 < / C u s t o m e r A d d r e s s 7 > + 
+         < C u s t o m e r A d d r e s s 8 > C u s t o m e r A d d r e s s 8 < / C u s t o m e r A d d r e s s 8 > + 
+         < C u s t o m e r P o s t a l B a r C o d e > C u s t o m e r P o s t a l B a r C o d e < / C u s t o m e r P o s t a l B a r C o d e > + 
+         < D i s c l a i m e r _ L b l > D i s c l a i m e r _ L b l < / D i s c l a i m e r _ L b l > + 
+         < D i s p l a y A d d i t i o n a l F e e N o t e > D i s p l a y A d d i t i o n a l F e e N o t e < / D i s p l a y A d d i t i o n a l F e e N o t e > + 
+         < D o c u m e n t D a t e > D o c u m e n t D a t e < / D o c u m e n t D a t e > + 
+         < D o c u m e n t D a t e _ L b l > D o c u m e n t D a t e _ L b l < / D o c u m e n t D a t e _ L b l > + 
+         < D o c u m e n t N o > D o c u m e n t N o < / D o c u m e n t N o > + 
+         < D o c u m e n t N o _ L b l > D o c u m e n t N o _ L b l < / D o c u m e n t N o _ L b l > + 
+         < D o c u m e n t T i t l e _ L b l > D o c u m e n t T i t l e _ L b l < / D o c u m e n t T i t l e _ L b l > + 
+         < D u e D a t e > D u e D a t e < / D u e D a t e > + 
+         < D u e D a t e _ L b l > D u e D a t e _ L b l < / D u e D a t e _ L b l > + 
+         < E M a i l _ H e a d e r _ L b l > E M a i l _ H e a d e r _ L b l < / E M a i l _ H e a d e r _ L b l > + 
+         < E x c h a n g e R a t e A s T e x t > E x c h a n g e R a t e A s T e x t < / E x c h a n g e R a t e A s T e x t > + 
+         < E x t e r n a l D o c u m e n t N o > E x t e r n a l D o c u m e n t N o < / E x t e r n a l D o c u m e n t N o > + 
+         < E x t e r n a l D o c u m e n t N o _ L b l > E x t e r n a l D o c u m e n t N o _ L b l < / E x t e r n a l D o c u m e n t N o _ L b l > + 
+         < F r o m _ L b l > F r o m _ L b l < / F r o m _ L b l > + 
+         < G l o b a l L o c a t i o n N u m b e r > G l o b a l L o c a t i o n N u m b e r < / G l o b a l L o c a t i o n N u m b e r > + 
+         < G l o b a l L o c a t i o n N u m b e r _ L b l > G l o b a l L o c a t i o n N u m b e r _ L b l < / G l o b a l L o c a t i o n N u m b e r _ L b l > + 
+         < H o m e P a g e _ H e a d e r _ L b l > H o m e P a g e _ H e a d e r _ L b l < / H o m e P a g e _ H e a d e r _ L b l > + 
+         < I n v o i c e D i s c o u n t A m o u n t _ L b l > I n v o i c e D i s c o u n t A m o u n t _ L b l < / I n v o i c e D i s c o u n t A m o u n t _ L b l > + 
+         < I n v o i c e D i s c o u n t B a s e A m o u n t _ L b l > I n v o i c e D i s c o u n t B a s e A m o u n t _ L b l < / I n v o i c e D i s c o u n t B a s e A m o u n t _ L b l > + 
+         < L e g a l E n t i t y T y p e > L e g a l E n t i t y T y p e < / L e g a l E n t i t y T y p e > + 
+         < L e g a l E n t i t y T y p e _ L b l > L e g a l E n t i t y T y p e _ L b l < / L e g a l E n t i t y T y p e _ L b l > + 
+         < L i n e A m o u n t A f t e r I n v o i c e D i s c o u n t _ L b l > L i n e A m o u n t A f t e r I n v o i c e D i s c o u n t _ L b l < / L i n e A m o u n t A f t e r I n v o i c e D i s c o u n t _ L b l > + 
+         < L o c a l C u r r e n c y _ L b l > L o c a l C u r r e n c y _ L b l < / L o c a l C u r r e n c y _ L b l > + 
+         < O r d e r N o > O r d e r N o < / O r d e r N o > + 
+         < O r d e r N o _ L b l > O r d e r N o _ L b l < / O r d e r N o _ L b l > + 
+         < P a c k a g e T r a c k i n g N o > P a c k a g e T r a c k i n g N o < / P a c k a g e T r a c k i n g N o > + 
+         < P a c k a g e T r a c k i n g N o _ L b l > P a c k a g e T r a c k i n g N o _ L b l < / P a c k a g e T r a c k i n g N o _ L b l > + 
+         < P a g e _ L b l > P a g e _ L b l < / P a g e _ L b l > + 
+         < P a y m e n t I n s t r u c t i o n s _ T x t > P a y m e n t I n s t r u c t i o n s _ T x t < / P a y m e n t I n s t r u c t i o n s _ T x t > + 
+         < P a y m e n t M e t h o d D e s c r i p t i o n > P a y m e n t M e t h o d D e s c r i p t i o n < / P a y m e n t M e t h o d D e s c r i p t i o n > + 
+         < P a y m e n t M e t h o d D e s c r i p t i o n _ L b l > P a y m e n t M e t h o d D e s c r i p t i o n _ L b l < / P a y m e n t M e t h o d D e s c r i p t i o n _ L b l > + 
+         < P a y m e n t R e f e r e n c e > P a y m e n t R e f e r e n c e < / P a y m e n t R e f e r e n c e > + 
+         < P a y m e n t R e f e r e n c e _ L b l > P a y m e n t R e f e r e n c e _ L b l < / P a y m e n t R e f e r e n c e _ L b l > + 
+         < P a y m e n t T e r m s D e s c r i p t i o n > P a y m e n t T e r m s D e s c r i p t i o n < / P a y m e n t T e r m s D e s c r i p t i o n > + 
+         < P a y m e n t T e r m s D e s c r i p t i o n _ L b l > P a y m e n t T e r m s D e s c r i p t i o n _ L b l < / P a y m e n t T e r m s D e s c r i p t i o n _ L b l > + 
+         < P r i c e s I n c l u d i n g V A T > P r i c e s I n c l u d i n g V A T < / P r i c e s I n c l u d i n g V A T > + 
+         < P r i c e s I n c l u d i n g V A T Y e s N o > P r i c e s I n c l u d i n g V A T Y e s N o < / P r i c e s I n c l u d i n g V A T Y e s N o > + 
+         < P r i c e s I n c l u d i n g V A T _ L b l > P r i c e s I n c l u d i n g V A T _ L b l < / P r i c e s I n c l u d i n g V A T _ L b l > + 
+         < Q u e s t i o n s _ L b l > Q u e s t i o n s _ L b l < / Q u e s t i o n s _ L b l > + 
+         < R e m a i n i n g A m o u n t > R e m a i n i n g A m o u n t < / R e m a i n i n g A m o u n t > + 
+         < R e m a i n i n g A m o u n t T e x t > R e m a i n i n g A m o u n t T e x t < / R e m a i n i n g A m o u n t T e x t > + 
+         < S a l e s I n v o i c e L i n e D i s c o u n t _ L b l > S a l e s I n v o i c e L i n e D i s c o u n t _ L b l < / S a l e s I n v o i c e L i n e D i s c o u n t _ L b l > + 
+         < S a l e s P e r s o n B l a n k _ L b l > S a l e s P e r s o n B l a n k _ L b l < / S a l e s P e r s o n B l a n k _ L b l > + 
+         < S a l e s P e r s o n N a m e > S a l e s P e r s o n N a m e < / S a l e s P e r s o n N a m e > + 
+         < S a l e s P e r s o n _ L b l > S a l e s P e r s o n _ L b l < / S a l e s P e r s o n _ L b l > + 
+         < S e l l T o C o n t a c t E m a i l > S e l l T o C o n t a c t E m a i l < / S e l l T o C o n t a c t E m a i l > + 
+         < S e l l T o C o n t a c t E m a i l L b l > S e l l T o C o n t a c t E m a i l L b l < / S e l l T o C o n t a c t E m a i l L b l > + 
+         < S e l l T o C o n t a c t M o b i l e P h o n e N o > S e l l T o C o n t a c t M o b i l e P h o n e N o < / S e l l T o C o n t a c t M o b i l e P h o n e N o > + 
+         < S e l l T o C o n t a c t M o b i l e P h o n e N o L b l > S e l l T o C o n t a c t M o b i l e P h o n e N o L b l < / S e l l T o C o n t a c t M o b i l e P h o n e N o L b l > + 
+         < S e l l T o C o n t a c t P h o n e N o > S e l l T o C o n t a c t P h o n e N o < / S e l l T o C o n t a c t P h o n e N o > + 
+         < S e l l T o C o n t a c t P h o n e N o L b l > S e l l T o C o n t a c t P h o n e N o L b l < / S e l l T o C o n t a c t P h o n e N o L b l > + 
+         < S e l l t o C u s t o m e r N o > S e l l t o C u s t o m e r N o < / S e l l t o C u s t o m e r N o > + 
+         < S e l l t o C u s t o m e r N o _ L b l > S e l l t o C u s t o m e r N o _ L b l < / S e l l t o C u s t o m e r N o _ L b l > + 
+         < S e l l T o F a x N o > S e l l T o F a x N o < / S e l l T o F a x N o > + 
+         < S e l l T o P h o n e N o > S e l l T o P h o n e N o < / S e l l T o P h o n e N o > + 
+         < S h i p m e n t D a t e > S h i p m e n t D a t e < / S h i p m e n t D a t e > + 
+         < S h i p m e n t D a t e _ L b l > S h i p m e n t D a t e _ L b l < / S h i p m e n t D a t e _ L b l > + 
+         < S h i p m e n t M e t h o d D e s c r i p t i o n > S h i p m e n t M e t h o d D e s c r i p t i o n < / S h i p m e n t M e t h o d D e s c r i p t i o n > + 
+         < S h i p m e n t M e t h o d D e s c r i p t i o n _ L b l > S h i p m e n t M e t h o d D e s c r i p t i o n _ L b l < / S h i p m e n t M e t h o d D e s c r i p t i o n _ L b l > + 
+         < S h i p m e n t _ L b l > S h i p m e n t _ L b l < / S h i p m e n t _ L b l > + 
+         < S h i p p i n g A g e n t C o d e > S h i p p i n g A g e n t C o d e < / S h i p p i n g A g e n t C o d e > + 
+         < S h i p p i n g A g e n t C o d e _ L b l > S h i p p i n g A g e n t C o d e _ L b l < / S h i p p i n g A g e n t C o d e _ L b l > + 
+         < S h i p T o A d d r e s s 1 > S h i p T o A d d r e s s 1 < / S h i p T o A d d r e s s 1 > + 
+         < S h i p T o A d d r e s s 2 > S h i p T o A d d r e s s 2 < / S h i p T o A d d r e s s 2 > + 
+         < S h i p T o A d d r e s s 3 > S h i p T o A d d r e s s 3 < / S h i p T o A d d r e s s 3 > + 
+         < S h i p T o A d d r e s s 4 > S h i p T o A d d r e s s 4 < / S h i p T o A d d r e s s 4 > + 
+         < S h i p T o A d d r e s s 5 > S h i p T o A d d r e s s 5 < / S h i p T o A d d r e s s 5 > + 
+         < S h i p T o A d d r e s s 6 > S h i p T o A d d r e s s 6 < / S h i p T o A d d r e s s 6 > + 
+         < S h i p T o A d d r e s s 7 > S h i p T o A d d r e s s 7 < / S h i p T o A d d r e s s 7 > + 
+         < S h i p T o A d d r e s s 8 > S h i p T o A d d r e s s 8 < / S h i p T o A d d r e s s 8 > + 
+         < S h i p T o A d d r e s s _ L b l > S h i p T o A d d r e s s _ L b l < / S h i p T o A d d r e s s _ L b l > + 
+         < S h i p T o P h o n e N o > S h i p T o P h o n e N o < / S h i p T o P h o n e N o > + 
+         < S h o w S h i p p i n g A d d r e s s > S h o w S h i p p i n g A d d r e s s < / S h o w S h i p p i n g A d d r e s s > + 
+         < S h o w W o r k D e s c r i p t i o n > S h o w W o r k D e s c r i p t i o n < / S h o w W o r k D e s c r i p t i o n > + 
+         < S u b t o t a l _ L b l > S u b t o t a l _ L b l < / S u b t o t a l _ L b l > + 
+         < T h a n k s _ L b l > T h a n k s _ L b l < / T h a n k s _ L b l > + 
+         < T o t a l C O 2 e _ L b l > T o t a l C O 2 e _ L b l < / T o t a l C O 2 e _ L b l > + 
+         < T o t a l _ L b l > T o t a l _ L b l < / T o t a l _ L b l > + 
+         < V A T A m o u n t S p e c i f i c a t i o n _ L b l > V A T A m o u n t S p e c i f i c a t i o n _ L b l < / V A T A m o u n t S p e c i f i c a t i o n _ L b l > + 
+         < V A T A m o u n t _ L b l > V A T A m o u n t _ L b l < / V A T A m o u n t _ L b l > + 
+         < V A T B a s e _ L b l > V A T B a s e _ L b l < / V A T B a s e _ L b l > + 
+         < V A T C l a u s e s _ L b l > V A T C l a u s e s _ L b l < / V A T C l a u s e s _ L b l > + 
+         < V A T C l a u s e _ L b l > V A T C l a u s e _ L b l < / V A T C l a u s e _ L b l > + 
+         < V A T I d e n t i f i e r _ L b l > V A T I d e n t i f i e r _ L b l < / V A T I d e n t i f i e r _ L b l > + 
+         < V A T P e r c e n t a g e _ L b l > V A T P e r c e n t a g e _ L b l < / V A T P e r c e n t a g e _ L b l > + 
+         < V A T R e g i s t r a t i o n N o > V A T R e g i s t r a t i o n N o < / V A T R e g i s t r a t i o n N o > + 
+         < V A T R e g i s t r a t i o n N o _ L b l > V A T R e g i s t r a t i o n N o _ L b l < / V A T R e g i s t r a t i o n N o _ L b l > + 
+         < Y o u r D o c u m e n t T i t l e _ L b l > Y o u r D o c u m e n t T i t l e _ L b l < / Y o u r D o c u m e n t T i t l e _ L b l > + 
+         < Y o u r R e f e r e n c e > Y o u r R e f e r e n c e < / Y o u r R e f e r e n c e > + 
+         < Y o u r R e f e r e n c e _ L b l > Y o u r R e f e r e n c e _ L b l < / Y o u r R e f e r e n c e _ L b l > + 
+         < L i n e > + 
+             < A m o u n t E x c l u d i n g V A T _ L i n e > A m o u n t E x c l u d i n g V A T _ L i n e < / A m o u n t E x c l u d i n g V A T _ L i n e > + 
+             < A m o u n t E x c l u d i n g V A T _ L i n e _ L b l > A m o u n t E x c l u d i n g V A T _ L i n e _ L b l < / A m o u n t E x c l u d i n g V A T _ L i n e _ L b l > + 
+             < A m o u n t I n c l u d i n g V A T _ L i n e > A m o u n t I n c l u d i n g V A T _ L i n e < / A m o u n t I n c l u d i n g V A T _ L i n e > + 
+             < A m o u n t I n c l u d i n g V A T _ L i n e _ L b l > A m o u n t I n c l u d i n g V A T _ L i n e _ L b l < / A m o u n t I n c l u d i n g V A T _ L i n e _ L b l > + 
+             < C O 2 e P e r U n i t _ L i n e > C O 2 e P e r U n i t _ L i n e < / C O 2 e P e r U n i t _ L i n e > + 
+             < D e s c r i p t i o n _ L i n e > D e s c r i p t i o n _ L i n e < / D e s c r i p t i o n _ L i n e > + 
+             < D e s c r i p t i o n _ L i n e _ L b l > D e s c r i p t i o n _ L i n e _ L b l < / D e s c r i p t i o n _ L i n e _ L b l > + 
+             < I t e m N o _ L i n e > I t e m N o _ L i n e < / I t e m N o _ L i n e > + 
+             < I t e m N o _ L i n e _ L b l > I t e m N o _ L i n e _ L b l < / I t e m N o _ L i n e _ L b l > + 
+             < I t e m R e f e r e n c e N o _ L i n e > I t e m R e f e r e n c e N o _ L i n e < / I t e m R e f e r e n c e N o _ L i n e > + 
+             < I t e m R e f e r e n c e N o _ L i n e _ L b l > I t e m R e f e r e n c e N o _ L i n e _ L b l < / I t e m R e f e r e n c e N o _ L i n e _ L b l > + 
+             < J o b N o > J o b N o < / J o b N o > + 
+             < J o b N o _ L b l > J o b N o _ L b l < / J o b N o _ L b l > + 
+             < J o b T a s k D e s c r i p t i o n > J o b T a s k D e s c r i p t i o n < / J o b T a s k D e s c r i p t i o n > + 
+             < J o b T a s k D e s c _ L b l > J o b T a s k D e s c _ L b l < / J o b T a s k D e s c _ L b l > + 
+             < J o b T a s k N o > J o b T a s k N o < / J o b T a s k N o > + 
+             < J o b T a s k N o _ L b l > J o b T a s k N o _ L b l < / J o b T a s k N o _ L b l > + 
+             < L i n e A m o u n t _ L i n e > L i n e A m o u n t _ L i n e < / L i n e A m o u n t _ L i n e > + 
+             < L i n e A m o u n t _ L i n e _ L b l > L i n e A m o u n t _ L i n e _ L b l < / L i n e A m o u n t _ L i n e _ L b l > + 
+             < L i n e D i s c o u n t P e r c e n t T e x t _ L i n e > L i n e D i s c o u n t P e r c e n t T e x t _ L i n e < / L i n e D i s c o u n t P e r c e n t T e x t _ L i n e > + 
+             < L i n e D i s c o u n t P e r c e n t _ L i n e > L i n e D i s c o u n t P e r c e n t _ L i n e < / L i n e D i s c o u n t P e r c e n t _ L i n e > + 
+             < L i n e N o _ L i n e > L i n e N o _ L i n e < / L i n e N o _ L i n e > + 
+             < P r i c e P e r _ L b l > P r i c e P e r _ L b l < / P r i c e P e r _ L b l > + 
+             < P r i c e _ L b l > P r i c e _ L b l < / P r i c e _ L b l > + 
+             < Q t y _ L b l > Q t y _ L b l < / Q t y _ L b l > + 
+             < Q u a n t i t y _ L i n e > Q u a n t i t y _ L i n e < / Q u a n t i t y _ L i n e > + 
+             < Q u a n t i t y _ L i n e _ L b l > Q u a n t i t y _ L i n e _ L b l < / Q u a n t i t y _ L i n e _ L b l > + 
+             < S h i p m e n t D a t e _ L i n e > S h i p m e n t D a t e _ L i n e < / S h i p m e n t D a t e _ L i n e > + 
+             < S h i p m e n t D a t e _ L i n e _ L b l > S h i p m e n t D a t e _ L i n e _ L b l < / S h i p m e n t D a t e _ L i n e _ L b l > + 
+             < T r a n s H e a d e r A m o u n t > T r a n s H e a d e r A m o u n t < / T r a n s H e a d e r A m o u n t > + 
+             < T y p e _ L i n e > T y p e _ L i n e < / T y p e _ L i n e > + 
+             < U n i t O f M e a s u r e > U n i t O f M e a s u r e < / U n i t O f M e a s u r e > + 
+             < U n i t O f M e a s u r e _ L b l > U n i t O f M e a s u r e _ L b l < / U n i t O f M e a s u r e _ L b l > + 
+             < U n i t P r i c e > U n i t P r i c e < / U n i t P r i c e > + 
+             < U n i t P r i c e _ L b l > U n i t P r i c e _ L b l < / U n i t P r i c e _ L b l > + 
+             < U n i t _ L b l > U n i t _ L b l < / U n i t _ L b l > + 
+             < V A T I d e n t i f i e r _ L i n e > V A T I d e n t i f i e r _ L i n e < / V A T I d e n t i f i e r _ L i n e > + 
+             < V A T I d e n t i f i e r _ L i n e _ L b l > V A T I d e n t i f i e r _ L i n e _ L b l < / V A T I d e n t i f i e r _ L i n e _ L b l > + 
+             < V A T P c t _ L i n e > V A T P c t _ L i n e < / V A T P c t _ L i n e > + 
+             < V A T P c t _ L i n e _ L b l > V A T P c t _ L i n e _ L b l < / V A T P c t _ L i n e _ L b l > + 
+             < S h i p m e n t L i n e > + 
+                 < D o c u m e n t N o _ S h i p m e n t L i n e > D o c u m e n t N o _ S h i p m e n t L i n e < / D o c u m e n t N o _ S h i p m e n t L i n e > + 
+                 < P o s t i n g D a t e _ S h i p m e n t L i n e > P o s t i n g D a t e _ S h i p m e n t L i n e < / P o s t i n g D a t e _ S h i p m e n t L i n e > + 
+                 < P o s t i n g D a t e _ S h i p m e n t L i n e _ L b l > P o s t i n g D a t e _ S h i p m e n t L i n e _ L b l < / P o s t i n g D a t e _ S h i p m e n t L i n e _ L b l > + 
+                 < Q u a n t i t y _ S h i p m e n t L i n e > Q u a n t i t y _ S h i p m e n t L i n e < / Q u a n t i t y _ S h i p m e n t L i n e > + 
+                 < Q u a n t i t y _ S h i p m e n t L i n e _ L b l > Q u a n t i t y _ S h i p m e n t L i n e _ L b l < / Q u a n t i t y _ S h i p m e n t L i n e _ L b l > + 
+             < / S h i p m e n t L i n e > + 
+             < A s s e m b l y L i n e > + 
+                 < D e s c r i p t i o n _ A s s e m b l y L i n e > D e s c r i p t i o n _ A s s e m b l y L i n e < / D e s c r i p t i o n _ A s s e m b l y L i n e > + 
+                 < L i n e N o _ A s s e m b l y L i n e > L i n e N o _ A s s e m b l y L i n e < / L i n e N o _ A s s e m b l y L i n e > + 
+                 < Q u a n t i t y _ A s s e m b l y L i n e > Q u a n t i t y _ A s s e m b l y L i n e < / Q u a n t i t y _ A s s e m b l y L i n e > + 
+                 < U n i t O f M e a s u r e _ A s s e m b l y L i n e > U n i t O f M e a s u r e _ A s s e m b l y L i n e < / U n i t O f M e a s u r e _ A s s e m b l y L i n e > + 
+                 < V a r i a n t C o d e _ A s s e m b l y L i n e > V a r i a n t C o d e _ A s s e m b l y L i n e < / V a r i a n t C o d e _ A s s e m b l y L i n e > + 
+             < / A s s e m b l y L i n e > + 
+             < I t e m T r a c k i n g E m i s s i o n D e t a i l > + 
+                 < I t e m T r a c k i n g E m i s s i o n C O 2 e P e r U n i t > I t e m T r a c k i n g E m i s s i o n C O 2 e P e r U n i t < / I t e m T r a c k i n g E m i s s i o n C O 2 e P e r U n i t > + 
+                 < I t e m T r a c k i n g E m i s s i o n L o t N o > I t e m T r a c k i n g E m i s s i o n L o t N o < / I t e m T r a c k i n g E m i s s i o n L o t N o > + 
+                 < I t e m T r a c k i n g E m i s s i o n Q u a n t i t y > I t e m T r a c k i n g E m i s s i o n Q u a n t i t y < / I t e m T r a c k i n g E m i s s i o n Q u a n t i t y > + 
+                 < I t e m T r a c k i n g E m i s s i o n S e r i a l N o > I t e m T r a c k i n g E m i s s i o n S e r i a l N o < / I t e m T r a c k i n g E m i s s i o n S e r i a l N o > + 
+                 < I t e m T r a c k i n g E m i s s i o n T o t a l C O 2 e > I t e m T r a c k i n g E m i s s i o n T o t a l C O 2 e < / I t e m T r a c k i n g E m i s s i o n T o t a l C O 2 e > + 
+                 < I t e m T r a c k i n g E m i s s i o n T r a c k i n g > I t e m T r a c k i n g E m i s s i o n T r a c k i n g < / I t e m T r a c k i n g E m i s s i o n T r a c k i n g > + 
+             < / I t e m T r a c k i n g E m i s s i o n D e t a i l > + 
+         < / L i n e > + 
+         < W o r k D e s c r i p t i o n L i n e s > + 
+             < W o r k D e s c r i p t i o n L i n e > W o r k D e s c r i p t i o n L i n e < / W o r k D e s c r i p t i o n L i n e > + 
+             < W o r k D e s c r i p t i o n L i n e N u m b e r > W o r k D e s c r i p t i o n L i n e N u m b e r < / W o r k D e s c r i p t i o n L i n e N u m b e r > + 
+         < / W o r k D e s c r i p t i o n L i n e s > + 
+         < V A T A m o u n t L i n e > + 
+             < I n v o i c e D i s c o u n t A m o u n t _ V A T A m o u n t L i n e > I n v o i c e D i s c o u n t A m o u n t _ V A T A m o u n t L i n e < / I n v o i c e D i s c o u n t A m o u n t _ V A T A m o u n t L i n e > + 
+             < I n v o i c e D i s c o u n t A m o u n t _ V A T A m o u n t L i n e _ L b l > I n v o i c e D i s c o u n t A m o u n t _ V A T A m o u n t L i n e _ L b l < / I n v o i c e D i s c o u n t A m o u n t _ V A T A m o u n t L i n e _ L b l > + 
+             < I n v o i c e D i s c o u n t B a s e A m o u n t _ V A T A m o u n t L i n e > I n v o i c e D i s c o u n t B a s e A m o u n t _ V A T A m o u n t L i n e < / I n v o i c e D i s c o u n t B a s e A m o u n t _ V A T A m o u n t L i n e > + 
+             < I n v o i c e D i s c o u n t B a s e A m o u n t _ V A T A m o u n t L i n e _ L b l > I n v o i c e D i s c o u n t B a s e A m o u n t _ V A T A m o u n t L i n e _ L b l < / I n v o i c e D i s c o u n t B a s e A m o u n t _ V A T A m o u n t L i n e _ L b l > + 
+             < L i n e A m o u n t _ V a t A m o u n t L i n e > L i n e A m o u n t _ V a t A m o u n t L i n e < / L i n e A m o u n t _ V a t A m o u n t L i n e > + 
+             < L i n e A m o u n t _ V a t A m o u n t L i n e _ L b l > L i n e A m o u n t _ V a t A m o u n t L i n e _ L b l < / L i n e A m o u n t _ V a t A m o u n t L i n e _ L b l > + 
+             < N o O f V A T I d e n t i f i e r s > N o O f V A T I d e n t i f i e r s < / N o O f V A T I d e n t i f i e r s > + 
+             < V A T A m o u n t L C Y _ V A T A m o u n t L i n e > V A T A m o u n t L C Y _ V A T A m o u n t L i n e < / V A T A m o u n t L C Y _ V A T A m o u n t L i n e > + 
+             < V A T A m o u n t L C Y _ V A T A m o u n t L i n e _ L b l > V A T A m o u n t L C Y _ V A T A m o u n t L i n e _ L b l < / V A T A m o u n t L C Y _ V A T A m o u n t L i n e _ L b l > + 
+             < V A T A m o u n t _ V a t A m o u n t L i n e > V A T A m o u n t _ V a t A m o u n t L i n e < / V A T A m o u n t _ V a t A m o u n t L i n e > + 
+             < V A T A m o u n t _ V a t A m o u n t L i n e _ L b l > V A T A m o u n t _ V a t A m o u n t L i n e _ L b l < / V A T A m o u n t _ V a t A m o u n t L i n e _ L b l > + 
+             < V A T B a s e L C Y _ V A T A m o u n t L i n e > V A T B a s e L C Y _ V A T A m o u n t L i n e < / V A T B a s e L C Y _ V A T A m o u n t L i n e > + 
+             < V A T B a s e L C Y _ V A T A m o u n t L i n e _ L b l > V A T B a s e L C Y _ V A T A m o u n t L i n e _ L b l < / V A T B a s e L C Y _ V A T A m o u n t L i n e _ L b l > + 
+             < V A T B a s e _ V a t A m o u n t L i n e > V A T B a s e _ V a t A m o u n t L i n e < / V A T B a s e _ V a t A m o u n t L i n e > + 
+             < V A T B a s e _ V a t A m o u n t L i n e _ L b l > V A T B a s e _ V a t A m o u n t L i n e _ L b l < / V A T B a s e _ V a t A m o u n t L i n e _ L b l > + 
+             < V A T I d e n t i f i e r _ V a t A m o u n t L i n e > V A T I d e n t i f i e r _ V a t A m o u n t L i n e < / V A T I d e n t i f i e r _ V a t A m o u n t L i n e > + 
+             < V A T I d e n t i f i e r _ V a t A m o u n t L i n e _ L b l > V A T I d e n t i f i e r _ V a t A m o u n t L i n e _ L b l < / V A T I d e n t i f i e r _ V a t A m o u n t L i n e _ L b l > + 
+             < V A T P c t _ V a t A m o u n t L i n e > V A T P c t _ V a t A m o u n t L i n e < / V A T P c t _ V a t A m o u n t L i n e > + 
+             < V A T P c t _ V a t A m o u n t L i n e _ L b l > V A T P c t _ V a t A m o u n t L i n e _ L b l < / V A T P c t _ V a t A m o u n t L i n e _ L b l > + 
+         < / V A T A m o u n t L i n e > + 
+         < V A T C l a u s e L i n e > + 
+             < C o d e _ V A T C l a u s e L i n e > C o d e _ V A T C l a u s e L i n e < / C o d e _ V A T C l a u s e L i n e > + 
+             < C o d e _ V A T C l a u s e L i n e _ L b l > C o d e _ V A T C l a u s e L i n e _ L b l < / C o d e _ V A T C l a u s e L i n e _ L b l > + 
+             < D e s c r i p t i o n 2 _ V A T C l a u s e L i n e > D e s c r i p t i o n 2 _ V A T C l a u s e L i n e < / D e s c r i p t i o n 2 _ V A T C l a u s e L i n e > + 
+             < D e s c r i p t i o n _ V A T C l a u s e L i n e > D e s c r i p t i o n _ V A T C l a u s e L i n e < / D e s c r i p t i o n _ V A T C l a u s e L i n e > + 
+             < N o O f V A T C l a u s e s > N o O f V A T C l a u s e s < / N o O f V A T C l a u s e s > + 
+             < V A T A m o u n t _ V A T C l a u s e L i n e > V A T A m o u n t _ V A T C l a u s e L i n e < / V A T A m o u n t _ V A T C l a u s e L i n e > + 
+             < V A T C l a u s e s H e a d e r > V A T C l a u s e s H e a d e r < / V A T C l a u s e s H e a d e r > + 
+             < V A T I d e n t i f i e r _ V A T C l a u s e L i n e > V A T I d e n t i f i e r _ V A T C l a u s e L i n e < / V A T I d e n t i f i e r _ V A T C l a u s e L i n e > + 
+         < / V A T C l a u s e L i n e > + 
+         < R e p o r t T o t a l s L i n e > + 
+             < A m o u n t F o r m a t t e d _ R e p o r t T o t a l s L i n e > A m o u n t F o r m a t t e d _ R e p o r t T o t a l s L i n e < / A m o u n t F o r m a t t e d _ R e p o r t T o t a l s L i n e > + 
+             < A m o u n t _ R e p o r t T o t a l s L i n e > A m o u n t _ R e p o r t T o t a l s L i n e < / A m o u n t _ R e p o r t T o t a l s L i n e > + 
+             < D e s c r i p t i o n _ R e p o r t T o t a l s L i n e > D e s c r i p t i o n _ R e p o r t T o t a l s L i n e < / D e s c r i p t i o n _ R e p o r t T o t a l s L i n e > + 
+             < F o n t B o l d _ R e p o r t T o t a l s L i n e > F o n t B o l d _ R e p o r t T o t a l s L i n e < / F o n t B o l d _ R e p o r t T o t a l s L i n e > + 
+             < F o n t U n d e r l i n e _ R e p o r t T o t a l s L i n e > F o n t U n d e r l i n e _ R e p o r t T o t a l s L i n e < / F o n t U n d e r l i n e _ R e p o r t T o t a l s L i n e > + 
+         < / R e p o r t T o t a l s L i n e > + 
+         < L i n e F e e > + 
+             < L i n e F e e C a p t i o n T e x t > L i n e F e e C a p t i o n T e x t < / L i n e F e e C a p t i o n T e x t > + 
+         < / L i n e F e e > + 
+         < P a y m e n t R e p o r t i n g A r g u m e n t > + 
+             < P a y m e n t S e r v i c e L o g o   / > + 
+             < P a y m e n t S e r v i c e L o g o _ U r l > P a y m e n t S e r v i c e L o g o _ U r l < / P a y m e n t S e r v i c e L o g o _ U r l > + 
+             < P a y m e n t S e r v i c e L o g o _ U r l T e x t > P a y m e n t S e r v i c e L o g o _ U r l T e x t < / P a y m e n t S e r v i c e L o g o _ U r l T e x t > + 
+             < P a y m e n t S e r v i c e T e x t _ U r l > P a y m e n t S e r v i c e T e x t _ U r l < / P a y m e n t S e r v i c e T e x t _ U r l > + 
+             < P a y m e n t S e r v i c e T e x t _ U r l T e x t > P a y m e n t S e r v i c e T e x t _ U r l T e x t < / P a y m e n t S e r v i c e T e x t _ U r l T e x t > + 
+         < / P a y m e n t R e p o r t i n g A r g u m e n t > + 
+         < L e f t H e a d e r > + 
+             < L e f t H e a d e r N a m e > L e f t H e a d e r N a m e < / L e f t H e a d e r N a m e > + 
+             < L e f t H e a d e r V a l u e > L e f t H e a d e r V a l u e < / L e f t H e a d e r V a l u e > + 
+         < / L e f t H e a d e r > + 
+         < R i g h t H e a d e r > + 
+             < R i g h t H e a d e r N a m e > R i g h t H e a d e r N a m e < / R i g h t H e a d e r N a m e > + 
+             < R i g h t H e a d e r V a l u e > R i g h t H e a d e r V a l u e < / R i g h t H e a d e r V a l u e > + 
+         < / R i g h t H e a d e r > + 
+         < L e t t e r T e x t > + 
+             < B o d y T e x t > B o d y T e x t < / B o d y T e x t > + 
+             < C l o s i n g T e x t > C l o s i n g T e x t < / C l o s i n g T e x t > + 
+             < G r e e t i n g T e x t > G r e e t i n g T e x t < / G r e e t i n g T e x t > + 
+             < P m t D i s c T e x t > P m t D i s c T e x t < / P m t D i s c T e x t > + 
+         < / L e t t e r T e x t > + 
+         < T o t a l s > + 
+             < C u r r e n c y C o d e > C u r r e n c y C o d e < / C u r r e n c y C o d e > + 
+             < C u r r e n c y S y m b o l > C u r r e n c y S y m b o l < / C u r r e n c y S y m b o l > + 
+             < T o t a l A m o u n t E x c l I n c l V A T > T o t a l A m o u n t E x c l I n c l V A T < / T o t a l A m o u n t E x c l I n c l V A T > + 
+             < T o t a l A m o u n t E x c l I n c l V A T T e x t > T o t a l A m o u n t E x c l I n c l V A T T e x t < / T o t a l A m o u n t E x c l I n c l V A T T e x t > + 
+             < T o t a l A m o u n t I n c l u d i n g V A T > T o t a l A m o u n t I n c l u d i n g V A T < / T o t a l A m o u n t I n c l u d i n g V A T > + 
+             < T o t a l C O 2 e > T o t a l C O 2 e < / T o t a l C O 2 e > + 
+             < T o t a l E x c l u d i n g V A T T e x t > T o t a l E x c l u d i n g V A T T e x t < / T o t a l E x c l u d i n g V A T T e x t > + 
+             < T o t a l I n c l u d i n g V A T T e x t > T o t a l I n c l u d i n g V A T T e x t < / T o t a l I n c l u d i n g V A T T e x t > + 
+             < T o t a l I n v o i c e D i s c o u n t A m o u n t > T o t a l I n v o i c e D i s c o u n t A m o u n t < / T o t a l I n v o i c e D i s c o u n t A m o u n t > + 
+             < T o t a l N e t A m o u n t > T o t a l N e t A m o u n t < / T o t a l N e t A m o u n t > + 
+             < T o t a l P a y m e n t D i s c o u n t O n V A T > T o t a l P a y m e n t D i s c o u n t O n V A T < / T o t a l P a y m e n t D i s c o u n t O n V A T > + 
+             < T o t a l S u b T o t a l > T o t a l S u b T o t a l < / T o t a l S u b T o t a l > + 
+             < T o t a l S u b T o t a l M i n u s I n v o i c e D i s c o u n t > T o t a l S u b T o t a l M i n u s I n v o i c e D i s c o u n t < / T o t a l S u b T o t a l M i n u s I n v o i c e D i s c o u n t > + 
+             < T o t a l T e x t > T o t a l T e x t < / T o t a l T e x t > + 
+             < T o t a l V A T A m o u n t > T o t a l V A T A m o u n t < / T o t a l V A T A m o u n t > + 
+             < T o t a l V A T A m o u n t L C Y > T o t a l V A T A m o u n t L C Y < / T o t a l V A T A m o u n t L C Y > + 
+             < T o t a l V A T A m o u n t O n V A T A m t L i n e > T o t a l V A T A m o u n t O n V A T A m t L i n e < / T o t a l V A T A m o u n t O n V A T A m t L i n e > + 
+             < T o t a l V A T A m o u n t T e x t > T o t a l V A T A m o u n t T e x t < / T o t a l V A T A m o u n t T e x t > + 
+             < T o t a l V A T B a s e L C Y > T o t a l V A T B a s e L C Y < / T o t a l V A T B a s e L C Y > + 
+             < T o t a l V A T B a s e O n V A T A m t L i n e > T o t a l V A T B a s e O n V A T A m t L i n e < / T o t a l V A T B a s e O n V A T A m t L i n e > + 
+         < / T o t a l s > + 
+     < / H e a d e r > + 
+ < / N a v W o r d R e p o r t X m l P a r t > 
 </file>
 
 <file path=customXml/item2.xml><?xml version="1.0" encoding="utf-8"?>
 <b:Sources xmlns:b="http://schemas.openxmlformats.org/officeDocument/2006/bibliography" xmlns="http://schemas.openxmlformats.org/officeDocument/2006/bibliography" SelectedStyle="\APASixthEditionOfficeOnline.xsl" StyleName="APA" Version="6"/>
+</file>
+
+<file path=customXml/item3.xml>��< ? x m l   v e r s i o n = " 1 . 0 "   e n c o d i n g = " u t f - 1 6 " ? > + 
+ < N a v W o r d R e p o r t X m l P a r t   x m l n s = " u r n : m i c r o s o f t - d y n a m i c s - b u s i n e s s c e n t r a l / i n t e r n a l / e x t e n d e d / r e p o r t s / S t a n d a r d _ S a l e s _ I n v o i c e / 1 3 0 6 / " > + 
+     < B C R e p o r t I n f o r m a t i o n > + 
+         < R e p o r t M e t a d a t a > + 
+             < E x t e n s i o n I d > E x t e n s i o n   I D < / E x t e n s i o n I d > + 
+             < E x t e n s i o n N a m e > E x t e n s i o n   N a m e < / E x t e n s i o n N a m e > + 
+             < E x t e n s i o n P u b l i s h e r > E x t e n s i o n   P u b l i s h e r < / E x t e n s i o n P u b l i s h e r > + 
+             < E x t e n s i o n V e r s i o n > E x t e n s i o n   V e r s i o n < / E x t e n s i o n V e r s i o n > + 
+             < R e p o r t I d > R e p o r t   I D < / R e p o r t I d > + 
+             < R e p o r t N a m e > R e p o r t   N a m e < / R e p o r t N a m e > + 
+             < R e p o r t C a p t i o n > R e p o r t   C a p t i o n < / R e p o r t C a p t i o n > + 
+             < A b o u t T h i s R e p o r t T i t l e > A b o u t   T h i s   R e p o r t   T i t l e < / A b o u t T h i s R e p o r t T i t l e > + 
+             < A b o u t T h i s R e p o r t T e x t > A b o u t   T h i s   R e p o r t   T e x t < / A b o u t T h i s R e p o r t T e x t > + 
+             < R e p o r t H e l p L i n k > R e p o r t   H e l p   L i n k < / R e p o r t H e l p L i n k > + 
+         < / R e p o r t M e t a d a t a > + 
+         < R e p o r t R e q u e s t > + 
+             < T e n a n t E n t r a I d > T e n a n t   E n t r a   I d < / T e n a n t E n t r a I d > + 
+             < E n v i r o n m e n t N a m e > E n v i r o n m e n t   N a m e < / E n v i r o n m e n t N a m e > + 
+             < E n v i r o n m e n t T y p e > E n v i r o n m e n t   T y p e < / E n v i r o n m e n t T y p e > + 
+             < C o m p a n y N a m e > C o m p a n y   N a m e < / C o m p a n y N a m e > + 
+             < C o m p a n y D i s p l a y N a m e > C o m p a n y   D i s p l a y   N a m e < / C o m p a n y D i s p l a y N a m e > + 
+             < C o m p a n y I d > C o m p a n y   I D < / C o m p a n y I d > + 
+             < U s e r N a m e > U s e r   N a m e < / U s e r N a m e > + 
+             < D a t e A n d T i m e > D a t e   a n d   T i m e < / D a t e A n d T i m e > + 
+             < L a n g u a g e > L a n g u a g e < / L a n g u a g e > + 
+             < F o r m a t R e g i o n > F o r m a t   R e g i o n < / F o r m a t R e g i o n > + 
+             < D a t e T i m e V a l u e s > + 
+                 < Y e a r > Y e a r < / Y e a r > + 
+                 < M o n t h N u m b e r > M o n t h   N u m b e r < / M o n t h N u m b e r > + 
+                 < D a y N u m b e r > D a y   N u m b e r < / D a y N u m b e r > + 
+                 < H o u r > H o u r < / H o u r > + 
+                 < M i n u t e > M i n u t e < / M i n u t e > + 
+             < / D a t e T i m e V a l u e s > + 
+         < / R e p o r t R e q u e s t > + 
+         < C o m p a n y M e t a d a t a > + 
+             < C o m p a n y N a m e > C o m p a n y   N a m e < / C o m p a n y N a m e > + 
+             < C o m p a n y D i s p l a y N a m e > C o m p a n y   D i s p l a y   N a m e < / C o m p a n y D i s p l a y N a m e > + 
+             < C o m p a n y A d d r e s s L i n e s > + 
+                 < C o m p a n y A d d r e s s L i n e 1 > C o m p a n y   A d d r e s s   L i n e   1 < / C o m p a n y A d d r e s s L i n e 1 > + 
+                 < C o m p a n y A d d r e s s L i n e 2 > C o m p a n y   A d d r e s s   L i n e   2 < / C o m p a n y A d d r e s s L i n e 2 > + 
+                 < C o m p a n y A d d r e s s L i n e 3 > C o m p a n y   A d d r e s s   L i n e   3 < / C o m p a n y A d d r e s s L i n e 3 > + 
+                 < C o m p a n y A d d r e s s L i n e 4 > C o m p a n y   A d d r e s s   L i n e   4 < / C o m p a n y A d d r e s s L i n e 4 > + 
+                 < C o m p a n y A d d r e s s L i n e 5 > C o m p a n y   A d d r e s s   L i n e   5 < / C o m p a n y A d d r e s s L i n e 5 > + 
+                 < C o m p a n y A d d r e s s L i n e 6 > C o m p a n y   A d d r e s s   L i n e   6 < / C o m p a n y A d d r e s s L i n e 6 > + 
+                 < C o m p a n y A d d r e s s L i n e 7 > C o m p a n y   A d d r e s s   L i n e   7 < / C o m p a n y A d d r e s s L i n e 7 > + 
+                 < C o m p a n y A d d r e s s L i n e 8 > C o m p a n y   A d d r e s s   L i n e   8 < / C o m p a n y A d d r e s s L i n e 8 > + 
+             < / C o m p a n y A d d r e s s L i n e s > + 
+             < C o m p a n y P h o n e > C o m p a n y   P h o n e < / C o m p a n y P h o n e > + 
+             < C o m p a n y P h o n e C a p t i o n > C o m p a n y   P h o n e   C a p t i o n < / C o m p a n y P h o n e C a p t i o n > + 
+             < C o m p a n y F a x N o > C o m p a n y   F a x   N o . < / C o m p a n y F a x N o > + 
+             < C o m p a n y F a x N o C a p t i o n > C o m p a n y   F a x   N o .   C a p t i o n < / C o m p a n y F a x N o C a p t i o n > + 
+             < C o m p a n y E m a i l > C o m p a n y   E m a i l < / C o m p a n y E m a i l > + 
+             < C o m p a n y E m a i l C a p t i o n > C o m p a n y   E m a i l   C a p t i o n < / C o m p a n y E m a i l C a p t i o n > + 
+             < C o m p a n y H o m e P a g e > C o m p a n y   H o m e   P a g e < / C o m p a n y H o m e P a g e > + 
+             < C o m p a n y H o m e P a g e C a p t i o n > C o m p a n y   H o m e   P a g e   C a p t i o n < / C o m p a n y H o m e P a g e C a p t i o n > + 
+             < C o m p a n y L o g o > C o m p a n y   L o g o < / C o m p a n y L o g o > + 
+             < C o m p a n y V A T R e g i s t r a t i o n N o > C o m p a n y   V A T   R e g i s t r a t i o n   N o . < / C o m p a n y V A T R e g i s t r a t i o n N o > + 
+             < C o m p a n y V A T R e g i s t r a t i o n N o C a p t i o n > C o m p a n y   V A T   R e g i s t r a t i o n   N o .   C a p t i o n < / C o m p a n y V A T R e g i s t r a t i o n N o C a p t i o n > + 
+             < C o m p a n y R e g i s t r a t i o n N o > C o m p a n y   R e g i s t r a t i o n   N o . < / C o m p a n y R e g i s t r a t i o n N o > + 
+             < C o m p a n y R e g i s t r a t i o n N o C a p t i o n > C o m p a n y   R e g i s t r a t i o n   N o .   C a p t i o n < / C o m p a n y R e g i s t r a t i o n N o C a p t i o n > + 
+             < C o m p a n y B a n k N a m e > C o m p a n y   B a n k   N a m e < / C o m p a n y B a n k N a m e > + 
+             < C o m p a n y B a n k N a m e C a p t i o n > C o m p a n y   B a n k   N a m e   C a p t i o n < / C o m p a n y B a n k N a m e C a p t i o n > + 
+             < C o m p a n y B a n k A c c o u n t N o > C o m p a n y   B a n k   A c c o u n t   N o . < / C o m p a n y B a n k A c c o u n t N o > + 
+             < C o m p a n y B a n k A c c o u n t N o C a p t i o n > C o m p a n y   B a n k   A c c o u n t   N o .   C a p t i o n < / C o m p a n y B a n k A c c o u n t N o C a p t i o n > + 
+             < C o m p a n y B a n k B r a n c h N o > C o m p a n y   B a n k   B r a n c h   N o . < / C o m p a n y B a n k B r a n c h N o > + 
+             < C o m p a n y B a n k B r a n c h N o C a p t i o n > C o m p a n y   B a n k   B r a n c h   N o .   C a p t i o n < / C o m p a n y B a n k B r a n c h N o C a p t i o n > + 
+             < C o m p a n y I B A N > C o m p a n y   I B A N < / C o m p a n y I B A N > + 
+             < C o m p a n y I B A N C a p t i o n > C o m p a n y   I B A N   C a p t i o n < / C o m p a n y I B A N C a p t i o n > + 
+             < C o m p a n y B a n k S W I F T > C o m p a n y   B a n k   S W I F T < / C o m p a n y B a n k S W I F T > + 
+             < C o m p a n y B a n k S W I F T C a p t i o n > C o m p a n y   B a n k   S W I F T   C a p t i o n < / C o m p a n y B a n k S W I F T C a p t i o n > + 
+             < C o m p a n y G i r o N o > C o m p a n y   G i r o   N o . < / C o m p a n y G i r o N o > + 
+             < C o m p a n y G i r o N o C a p t i o n > C o m p a n y   G i r o   N o .   C a p t i o n < / C o m p a n y G i r o N o C a p t i o n > + 
+         < / C o m p a n y M e t a d a t a > + 
+     < / B C R e p o r t I n f o r m a t i o n > + 
+     < T o o l t i p s > + 
+         < T o o l t i p   c o l u m n = " I t e m T r a c k i n g E m i s s i o n L o t N o "   E l e m e n t I d = " 1 0 2 8 6 4 5 9 6 8 " > + 
+             < T o o l t i p T e x t   l a n g = " e n - U S " > S p e c i f i e s   a   l o t   n u m b e r   i f   t h e   p o s t e d   i t e m   c a r r i e s   s u c h   a   n u m b e r . < / T o o l t i p T e x t > + 
+         < / T o o l t i p > + 
+         < T o o l t i p   c o l u m n = " I t e m T r a c k i n g E m i s s i o n S e r i a l N o "   E l e m e n t I d = " 7 4 7 0 9 7 6 0 9 " > + 
+             < T o o l t i p T e x t   l a n g = " e n - U S " > S p e c i f i e s   a   s e r i a l   n u m b e r   i f   t h e   p o s t e d   i t e m   c a r r i e s   s u c h   a   n u m b e r . < / T o o l t i p T e x t > + 
+         < / T o o l t i p > + 
+     < / T o o l t i p s > + 
+     < H e a d e r   E l e m e n t T y p e = " D a t a I t e m "   E l e m e n t I d = " 1 2 4 0 3 7 3 8 8 6 " > + 
+         < B i l l e d T o _ L b l   E l e m e n t T y p e = " C o l u m n "   E l e m e n t I d = " 1 7 4 5 4 4 9 0 7 9 "   D a t a T y p e = " L a b e l " > B i l l e d T o _ L b l < / B i l l e d T o _ L b l > + 
+         < B i l l T o C o n t a c t E m a i l   E l e m e n t T y p e = " C o l u m n "   E l e m e n t I d = " 3 3 5 8 2 7 8 9 5 "   D a t a T y p e = " T e x t " > B i l l T o C o n t a c t E m a i l < / B i l l T o C o n t a c t E m a i l > + 
+         < B i l l T o C o n t a c t E m a i l L b l   E l e m e n t T y p e = " C o l u m n "   E l e m e n t I d = " 2 9 6 4 7 8 3 6 5 "   D a t a T y p e = " L a b e l " > B i l l T o C o n t a c t E m a i l L b l < / B i l l T o C o n t a c t E m a i l L b l > + 
+         < B i l l T o C o n t a c t M o b i l e P h o n e N o   E l e m e n t T y p e = " C o l u m n "   E l e m e n t I d = " 2 4 8 4 8 8 6 9 6 "   D a t a T y p e = " T e x t " > B i l l T o C o n t a c t M o b i l e P h o n e N o < / B i l l T o C o n t a c t M o b i l e P h o n e N o > + 
+         < B i l l T o C o n t a c t M o b i l e P h o n e N o L b l   E l e m e n t T y p e = " C o l u m n "   E l e m e n t I d = " 2 7 6 3 1 1 3 3 8 "   D a t a T y p e = " L a b e l " > B i l l T o C o n t a c t M o b i l e P h o n e N o L b l < / B i l l T o C o n t a c t M o b i l e P h o n e N o L b l > + 
+         < B i l l T o C o n t a c t P h o n e N o   E l e m e n t T y p e = " C o l u m n "   E l e m e n t I d = " 3 6 2 4 7 7 4 8 8 "   D a t a T y p e = " T e x t " > B i l l T o C o n t a c t P h o n e N o < / B i l l T o C o n t a c t P h o n e N o > + 
+         < B i l l T o C o n t a c t P h o n e N o L b l   E l e m e n t T y p e = " C o l u m n "   E l e m e n t I d = " 2 1 2 3 3 4 5 9 6 6 "   D a t a T y p e = " L a b e l " > B i l l T o C o n t a c t P h o n e N o L b l < / B i l l T o C o n t a c t P h o n e N o L b l > + 
+         < B i l l t o C u s t o m e r N o _ L b l   E l e m e n t T y p e = " C o l u m n "   E l e m e n t I d = " 3 6 9 3 0 7 8 1 3 "   D a t a T y p e = " S t r i n g " > B i l l t o C u s t o m e r N o _ L b l < / B i l l t o C u s t o m e r N o _ L b l > + 
+         < B i l l t o C u s t u m e r N o   E l e m e n t T y p e = " C o l u m n "   E l e m e n t I d = " 2 8 0 4 7 3 0 5 8 "   D a t a T y p e = " C o d e " > B i l l t o C u s t u m e r N o < / B i l l t o C u s t u m e r N o > + 
+         < C h e c k s P a y a b l e _ L b l   E l e m e n t T y p e = " C o l u m n "   E l e m e n t I d = " 1 0 5 3 1 5 6 0 6 5 "   D a t a T y p e = " T e x t " > C h e c k s P a y a b l e _ L b l < / C h e c k s P a y a b l e _ L b l > + 
+         < C O 2 e P e r U n i t _ L b l   E l e m e n t T y p e = " C o l u m n "   E l e m e n t I d = " 6 0 8 7 4 6 8 0 2 "   D a t a T y p e = " T e x t " > C O 2 e P e r U n i t _ L b l < / C O 2 e P e r U n i t _ L b l > + 
+         < C o m p a n y A d d r e s s 1   E l e m e n t T y p e = " C o l u m n "   E l e m e n t I d = " 1 8 8 4 1 6 4 3 2 3 "   D a t a T y p e = " T e x t " > C o m p a n y A d d r e s s 1 < / C o m p a n y A d d r e s s 1 > + 
+         < C o m p a n y A d d r e s s 2   E l e m e n t T y p e = " C o l u m n "   E l e m e n t I d = " 1 2 4 6 4 6 7 7 0 6 "   D a t a T y p e = " T e x t " > C o m p a n y A d d r e s s 2 < / C o m p a n y A d d r e s s 2 > + 
+         < C o m p a n y A d d r e s s 3   E l e m e n t T y p e = " C o l u m n "   E l e m e n t I d = " 6 0 8 7 7 1 0 8 9 "   D a t a T y p e = " T e x t " > C o m p a n y A d d r e s s 3 < / C o m p a n y A d d r e s s 3 > + 
+         < C o m p a n y A d d r e s s 4   E l e m e n t T y p e = " C o l u m n "   E l e m e n t I d = " 7 7 7 6 8 0 1 1 2 "   D a t a T y p e = " T e x t " > C o m p a n y A d d r e s s 4 < / C o m p a n y A d d r e s s 4 > + 
+         < C o m p a n y A d d r e s s 5   E l e m e n t T y p e = " C o l u m n "   E l e m e n t I d = " 1 3 9 9 8 3 4 9 5 "   D a t a T y p e = " T e x t " > C o m p a n y A d d r e s s 5 < / C o m p a n y A d d r e s s 5 > + 
+         < C o m p a n y A d d r e s s 6   E l e m e n t T y p e = " C o l u m n "   E l e m e n t I d = " 4 9 7 7 1 3 1 2 2 "   D a t a T y p e = " T e x t " > C o m p a n y A d d r e s s 6 < / C o m p a n y A d d r e s s 6 > + 
+         < C o m p a n y A d d r e s s 7   E l e m e n t T y p e = " C o l u m n "   E l e m e n t I d = " 1 1 3 5 4 0 9 7 3 9 "   D a t a T y p e = " T e x t " > C o m p a n y A d d r e s s 7 < / C o m p a n y A d d r e s s 7 > + 
+         < C o m p a n y A d d r e s s 8   E l e m e n t T y p e = " C o l u m n "   E l e m e n t I d = " 1 7 1 5 2 5 5 3 0 0 "   D a t a T y p e = " T e x t " > C o m p a n y A d d r e s s 8 < / C o m p a n y A d d r e s s 8 > + 
+         < C o m p a n y B a n k A c c o u n t N o   E l e m e n t T y p e = " C o l u m n "   E l e m e n t I d = " 3 0 1 4 0 2 0 4 "   D a t a T y p e = " T e x t " > C o m p a n y B a n k A c c o u n t N o < / C o m p a n y B a n k A c c o u n t N o > + 
+         < C o m p a n y B a n k A c c o u n t N o _ L b l   E l e m e n t T y p e = " C o l u m n "   E l e m e n t I d = " 1 0 9 7 7 4 3 3 4 5 "   D a t a T y p e = " L a b e l " > C o m p a n y B a n k A c c o u n t N o _ L b l < / C o m p a n y B a n k A c c o u n t N o _ L b l > + 
+         < C o m p a n y B a n k B r a n c h N o   E l e m e n t T y p e = " C o l u m n "   E l e m e n t I d = " 7 9 3 1 3 3 0 5 7 "   D a t a T y p e = " T e x t " > C o m p a n y B a n k B r a n c h N o < / C o m p a n y B a n k B r a n c h N o > + 
+         < C o m p a n y B a n k B r a n c h N o _ L b l   E l e m e n t T y p e = " C o l u m n "   E l e m e n t I d = " 3 2 7 9 0 6 6 9 2 "   D a t a T y p e = " S t r i n g " > C o m p a n y B a n k B r a n c h N o _ L b l < / C o m p a n y B a n k B r a n c h N o _ L b l > + 
+         < C o m p a n y B a n k N a m e   E l e m e n t T y p e = " C o l u m n "   E l e m e n t I d = " 1 5 3 4 9 0 5 6 0 5 "   D a t a T y p e = " T e x t " > C o m p a n y B a n k N a m e < / C o m p a n y B a n k N a m e > + 
+         < C o m p a n y B a n k N a m e _ L b l   E l e m e n t T y p e = " C o l u m n "   E l e m e n t I d = " 1 2 0 4 3 0 7 0 1 4 "   D a t a T y p e = " L a b e l " > C o m p a n y B a n k N a m e _ L b l < / C o m p a n y B a n k N a m e _ L b l > + 
+         < C o m p a n y C u s t o m G i r o   E l e m e n t T y p e = " C o l u m n "   E l e m e n t I d = " 1 6 7 0 4 7 5 7 9 8 "   D a t a T y p e = " T e x t " > C o m p a n y C u s t o m G i r o < / C o m p a n y C u s t o m G i r o > + 
+         < C o m p a n y C u s t o m G i r o _ L b l   E l e m e n t T y p e = " C o l u m n "   E l e m e n t I d = " 8 9 1 4 3 9 6 2 5 "   D a t a T y p e = " T e x t " > C o m p a n y C u s t o m G i r o _ L b l < / C o m p a n y C u s t o m G i r o _ L b l > + 
+         < C o m p a n y E M a i l   E l e m e n t T y p e = " C o l u m n "   E l e m e n t I d = " 1 6 7 7 0 7 4 0 5 8 "   D a t a T y p e = " T e x t " > C o m p a n y E M a i l < / C o m p a n y E M a i l > + 
+         < C o m p a n y G i r o N o   E l e m e n t T y p e = " C o l u m n "   E l e m e n t I d = " 1 3 6 0 1 9 6 3 2 0 "   D a t a T y p e = " T e x t " > C o m p a n y G i r o N o < / C o m p a n y G i r o N o > + 
+         < C o m p a n y G i r o N o _ L b l   E l e m e n t T y p e = " C o l u m n "   E l e m e n t I d = " 8 6 1 6 0 2 1 1 5 "   D a t a T y p e = " L a b e l " > C o m p a n y G i r o N o _ L b l < / C o m p a n y G i r o N o _ L b l > + 
+         < C o m p a n y H o m e P a g e   E l e m e n t T y p e = " C o l u m n "   E l e m e n t I d = " 1 9 8 9 1 8 8 7 0 "   D a t a T y p e = " T e x t " > C o m p a n y H o m e P a g e < / C o m p a n y H o m e P a g e > + 
+         < C o m p a n y I B A N   E l e m e n t T y p e = " C o l u m n "   E l e m e n t I d = " 9 0 6 5 4 9 1 8 2 "   D a t a T y p e = " C o d e " > C o m p a n y I B A N < / C o m p a n y I B A N > + 
+         < C o m p a n y I B A N _ L b l   E l e m e n t T y p e = " C o l u m n "   E l e m e n t I d = " 1 2 6 7 9 5 2 2 2 7 "   D a t a T y p e = " S t r i n g " > C o m p a n y I B A N _ L b l < / C o m p a n y I B A N _ L b l > + 
+         < C o m p a n y L e g a l O f f i c e   E l e m e n t T y p e = " C o l u m n "   E l e m e n t I d = " 7 1 4 2 5 8 1 1 1 "   D a t a T y p e = " T e x t " > C o m p a n y L e g a l O f f i c e < / C o m p a n y L e g a l O f f i c e > + 
+         < C o m p a n y L e g a l O f f i c e _ L b l   E l e m e n t T y p e = " C o l u m n "   E l e m e n t I d = " 1 5 3 3 1 7 5 1 0 8 "   D a t a T y p e = " T e x t " > C o m p a n y L e g a l O f f i c e _ L b l < / C o m p a n y L e g a l O f f i c e _ L b l > + 
+         < C o m p a n y L e g a l S t a t e m e n t   E l e m e n t T y p e = " C o l u m n "   E l e m e n t I d = " 4 4 8 3 5 8 8 7 6 "   D a t a T y p e = " T e x t " > C o m p a n y L e g a l S t a t e m e n t < / C o m p a n y L e g a l S t a t e m e n t > + 
+         < C o m p a n y L o g o P o s i t i o n   E l e m e n t T y p e = " C o l u m n "   E l e m e n t I d = " 1 4 2 5 2 6 6 6 8 8 "   D a t a T y p e = " I n t e g e r " > C o m p a n y L o g o P o s i t i o n < / C o m p a n y L o g o P o s i t i o n > + 
+         < C o m p a n y P h o n e N o   E l e m e n t T y p e = " C o l u m n "   E l e m e n t I d = " 2 5 0 4 4 0 6 5 5 "   D a t a T y p e = " T e x t " > C o m p a n y P h o n e N o < / C o m p a n y P h o n e N o > + 
+         < C o m p a n y P h o n e N o _ L b l   E l e m e n t T y p e = " C o l u m n "   E l e m e n t I d = " 5 5 8 5 9 3 5 8 6 "   D a t a T y p e = " L a b e l " > C o m p a n y P h o n e N o _ L b l < / C o m p a n y P h o n e N o _ L b l > + 
+         < C o m p a n y P i c t u r e   E l e m e n t T y p e = " C o l u m n "   E l e m e n t I d = " 1 3 9 7 4 1 1 0 7 4 "   D a t a T y p e = " B l o b "   / > + 
+         < C o m p a n y R e g i s t r a t i o n N u m b e r   E l e m e n t T y p e = " C o l u m n "   E l e m e n t I d = " 2 0 2 3 6 3 9 4 2 4 "   D a t a T y p e = " T e x t " > C o m p a n y R e g i s t r a t i o n N u m b e r < / C o m p a n y R e g i s t r a t i o n N u m b e r > + 
+         < C o m p a n y R e g i s t r a t i o n N u m b e r _ L b l   E l e m e n t T y p e = " C o l u m n "   E l e m e n t I d = " 1 8 3 3 1 0 6 6 5 3 "   D a t a T y p e = " T e x t " > C o m p a n y R e g i s t r a t i o n N u m b e r _ L b l < / C o m p a n y R e g i s t r a t i o n N u m b e r _ L b l > + 
+         < C o m p a n y S W I F T   E l e m e n t T y p e = " C o l u m n "   E l e m e n t I d = " 6 6 8 2 5 0 2 4 5 "   D a t a T y p e = " C o d e " > C o m p a n y S W I F T < / C o m p a n y S W I F T > + 
+         < C o m p a n y S W I F T _ L b l   E l e m e n t T y p e = " C o l u m n "   E l e m e n t I d = " 2 0 2 9 5 9 7 3 8 4 "   D a t a T y p e = " S t r i n g " > C o m p a n y S W I F T _ L b l < / C o m p a n y S W I F T _ L b l > + 
+         < C o m p a n y V A T R e g i s t r a t i o n N o   E l e m e n t T y p e = " C o l u m n "   E l e m e n t I d = " 1 9 1 4 0 1 3 6 4 9 "   D a t a T y p e = " T e x t " > C o m p a n y V A T R e g i s t r a t i o n N o < / C o m p a n y V A T R e g i s t r a t i o n N o > + 
+         < C o m p a n y V A T R e g i s t r a t i o n N o _ L b l   E l e m e n t T y p e = " C o l u m n "   E l e m e n t I d = " 9 2 4 5 0 3 1 2 4 "   D a t a T y p e = " T e x t " > C o m p a n y V A T R e g i s t r a t i o n N o _ L b l < / C o m p a n y V A T R e g i s t r a t i o n N o _ L b l > + 
+         < C o m p a n y V A T R e g N o   E l e m e n t T y p e = " C o l u m n "   E l e m e n t I d = " 1 7 1 4 3 1 9 3 6 "   D a t a T y p e = " T e x t " > C o m p a n y V A T R e g N o < / C o m p a n y V A T R e g N o > + 
+         < C o m p a n y V A T R e g N o _ L b l   E l e m e n t T y p e = " C o l u m n "   E l e m e n t I d = " 7 7 3 2 0 1 5 0 1 "   D a t a T y p e = " T e x t " > C o m p a n y V A T R e g N o _ L b l < / C o m p a n y V A T R e g N o _ L b l > + 
+         < C o n t a c t _ L b l   E l e m e n t T y p e = " C o l u m n "   E l e m e n t I d = " 1 1 5 5 0 9 4 7 5 2 "   D a t a T y p e = " T e x t " > C o n t a c t _ L b l < / C o n t a c t _ L b l > + 
+         < C o p y _ L b l   E l e m e n t T y p e = " C o l u m n "   E l e m e n t I d = " 6 0 4 7 8 2 7 8 1 "   D a t a T y p e = " L a b e l " > C o p y _ L b l < / C o p y _ L b l > + 
+         < C u s t o m e r A d d r e s s 1   E l e m e n t T y p e = " C o l u m n "   E l e m e n t I d = " 1 8 0 1 9 6 6 4 5 4 "   D a t a T y p e = " T e x t " > C u s t o m e r A d d r e s s 1 < / C u s t o m e r A d d r e s s 1 > + 
+         < C u s t o m e r A d d r e s s 2   E l e m e n t T y p e = " C o l u m n "   E l e m e n t I d = " 1 1 6 4 2 6 9 8 3 7 "   D a t a T y p e = " T e x t " > C u s t o m e r A d d r e s s 2 < / C u s t o m e r A d d r e s s 2 > + 
+         < C u s t o m e r A d d r e s s 3   E l e m e n t T y p e = " C o l u m n "   E l e m e n t I d = " 5 2 6 5 7 3 2 2 0 "   D a t a T y p e = " T e x t " > C u s t o m e r A d d r e s s 3 < / C u s t o m e r A d d r e s s 3 > + 
+         < C u s t o m e r A d d r e s s 4   E l e m e n t T y p e = " C o l u m n "   E l e m e n t I d = " 1 1 1 1 2 3 3 9 7 "   D a t a T y p e = " T e x t " > C u s t o m e r A d d r e s s 4 < / C u s t o m e r A d d r e s s 4 > + 
+         < C u s t o m e r A d d r e s s 5   E l e m e n t T y p e = " C o l u m n "   E l e m e n t I d = " 7 4 8 8 2 0 0 1 4 "   D a t a T y p e = " T e x t " > C u s t o m e r A d d r e s s 5 < / C u s t o m e r A d d r e s s 5 > + 
+         < C u s t o m e r A d d r e s s 6   E l e m e n t T y p e = " C o l u m n "   E l e m e n t I d = " 1 3 8 6 5 1 6 6 3 1 "   D a t a T y p e = " T e x t " > C u s t o m e r A d d r e s s 6 < / C u s t o m e r A d d r e s s 6 > + 
+         < C u s t o m e r A d d r e s s 7   E l e m e n t T y p e = " C o l u m n "   E l e m e n t I d = " 2 0 2 4 2 1 3 2 4 8 "   D a t a T y p e = " T e x t " > C u s t o m e r A d d r e s s 7 < / C u s t o m e r A d d r e s s 7 > + 
+         < C u s t o m e r A d d r e s s 8   E l e m e n t T y p e = " C o l u m n "   E l e m e n t I d = " 1 0 4 8 6 9 8 5 8 5 "   D a t a T y p e = " T e x t " > C u s t o m e r A d d r e s s 8 < / C u s t o m e r A d d r e s s 8 > + 
+         < C u s t o m e r P o s t a l B a r C o d e   E l e m e n t T y p e = " C o l u m n "   E l e m e n t I d = " 3 9 8 5 8 0 6 8 8 "   D a t a T y p e = " T e x t " > C u s t o m e r P o s t a l B a r C o d e < / C u s t o m e r P o s t a l B a r C o d e > + 
+         < D i s c l a i m e r _ L b l   E l e m e n t T y p e = " C o l u m n "   E l e m e n t I d = " 3 8 1 6 6 9 2 0 5 "   D a t a T y p e = " T e x t " > D i s c l a i m e r _ L b l < / D i s c l a i m e r _ L b l > + 
+         < D i s p l a y A d d i t i o n a l F e e N o t e   E l e m e n t T y p e = " C o l u m n "   E l e m e n t I d = " 1 9 3 1 7 6 6 6 8 8 "   D a t a T y p e = " B o o l e a n " > D i s p l a y A d d i t i o n a l F e e N o t e < / D i s p l a y A d d i t i o n a l F e e N o t e > + 
+         < D o c u m e n t D a t e   E l e m e n t T y p e = " C o l u m n "   E l e m e n t I d = " 5 5 2 8 7 1 9 1 4 "   D a t a T y p e = " S t r i n g " > D o c u m e n t D a t e < / D o c u m e n t D a t e > + 
+         < D o c u m e n t D a t e _ L b l   E l e m e n t T y p e = " C o l u m n "   E l e m e n t I d = " 1 0 2 6 4 9 4 8 3 "   D a t a T y p e = " S t r i n g " > D o c u m e n t D a t e _ L b l < / D o c u m e n t D a t e _ L b l > + 
+         < D o c u m e n t N o   E l e m e n t T y p e = " C o l u m n "   E l e m e n t I d = " 9 7 0 3 5 0 5 3 9 "   D a t a T y p e = " C o d e " > D o c u m e n t N o < / D o c u m e n t N o > + 
+         < D o c u m e n t N o _ L b l   E l e m e n t T y p e = " C o l u m n "   E l e m e n t I d = " 7 8 9 7 9 5 9 7 8 "   D a t a T y p e = " L a b e l " > D o c u m e n t N o _ L b l < / D o c u m e n t N o _ L b l > + 
+         < D o c u m e n t T i t l e _ L b l   E l e m e n t T y p e = " C o l u m n "   E l e m e n t I d = " 8 5 8 4 2 3 9 2 9 "   D a t a T y p e = " T e x t " > D o c u m e n t T i t l e _ L b l < / D o c u m e n t T i t l e _ L b l > + 
+         < D u e D a t e   E l e m e n t T y p e = " C o l u m n "   E l e m e n t I d = " 7 4 5 1 7 0 2 0 3 "   D a t a T y p e = " S t r i n g " > D u e D a t e < / D u e D a t e > + 
+         < D u e D a t e _ L b l   E l e m e n t T y p e = " C o l u m n "   E l e m e n t I d = " 1 6 4 8 2 8 4 6 4 8 "   D a t a T y p e = " S t r i n g " > D u e D a t e _ L b l < / D u e D a t e _ L b l > + 
+         < E M a i l _ H e a d e r _ L b l   E l e m e n t T y p e = " C o l u m n "   E l e m e n t I d = " 5 1 3 1 7 0 8 0 4 "   D a t a T y p e = " L a b e l " > E M a i l _ H e a d e r _ L b l < / E M a i l _ H e a d e r _ L b l > + 
+         < E x c h a n g e R a t e A s T e x t   E l e m e n t T y p e = " C o l u m n "   E l e m e n t I d = " 5 9 2 9 5 5 8 4 5 "   D a t a T y p e = " T e x t " > E x c h a n g e R a t e A s T e x t < / E x c h a n g e R a t e A s T e x t > + 
+         < E x t e r n a l D o c u m e n t N o   E l e m e n t T y p e = " C o l u m n "   E l e m e n t I d = " 7 3 3 9 5 3 9 6 6 "   D a t a T y p e = " C o d e " > E x t e r n a l D o c u m e n t N o < / E x t e r n a l D o c u m e n t N o > + 
+         < E x t e r n a l D o c u m e n t N o _ L b l   E l e m e n t T y p e = " C o l u m n "   E l e m e n t I d = " 4 2 3 3 1 2 2 6 9 "   D a t a T y p e = " S t r i n g " > E x t e r n a l D o c u m e n t N o _ L b l < / E x t e r n a l D o c u m e n t N o _ L b l > + 
+         < F r o m _ L b l   E l e m e n t T y p e = " C o l u m n "   E l e m e n t I d = " 4 8 5 4 2 6 1 3 8 "   D a t a T y p e = " L a b e l " > F r o m _ L b l < / F r o m _ L b l > + 
+         < G l o b a l L o c a t i o n N u m b e r   E l e m e n t T y p e = " C o l u m n "   E l e m e n t I d = " 1 5 0 0 3 7 2 8 0 0 "   D a t a T y p e = " T e x t " > G l o b a l L o c a t i o n N u m b e r < / G l o b a l L o c a t i o n N u m b e r > + 
+         < G l o b a l L o c a t i o n N u m b e r _ L b l   E l e m e n t T y p e = " C o l u m n "   E l e m e n t I d = " 1 7 5 0 9 1 3 8 9 1 "   D a t a T y p e = " T e x t " > G l o b a l L o c a t i o n N u m b e r _ L b l < / G l o b a l L o c a t i o n N u m b e r _ L b l > + 
+         < H o m e P a g e _ H e a d e r _ L b l   E l e m e n t T y p e = " C o l u m n "   E l e m e n t I d = " 1 8 7 9 7 2 5 0 8 4 "   D a t a T y p e = " L a b e l " > H o m e P a g e _ H e a d e r _ L b l < / H o m e P a g e _ H e a d e r _ L b l > + 
+         < I n v o i c e D i s c o u n t A m o u n t _ L b l   E l e m e n t T y p e = " C o l u m n "   E l e m e n t I d = " 1 5 9 3 0 1 2 7 3 6 "   D a t a T y p e = " L a b e l " > I n v o i c e D i s c o u n t A m o u n t _ L b l < / I n v o i c e D i s c o u n t A m o u n t _ L b l > + 
+         < I n v o i c e D i s c o u n t B a s e A m o u n t _ L b l   E l e m e n t T y p e = " C o l u m n "   E l e m e n t I d = " 2 0 2 9 2 6 6 8 7 5 "   D a t a T y p e = " L a b e l " > I n v o i c e D i s c o u n t B a s e A m o u n t _ L b l < / I n v o i c e D i s c o u n t B a s e A m o u n t _ L b l > + 
+         < L e g a l E n t i t y T y p e   E l e m e n t T y p e = " C o l u m n "   E l e m e n t I d = " 2 0 5 1 8 7 3 5 6 3 "   D a t a T y p e = " T e x t " > L e g a l E n t i t y T y p e < / L e g a l E n t i t y T y p e > + 
+         < L e g a l E n t i t y T y p e _ L b l   E l e m e n t T y p e = " C o l u m n "   E l e m e n t I d = " 2 0 8 0 2 2 4 7 9 2 "   D a t a T y p e = " T e x t " > L e g a l E n t i t y T y p e _ L b l < / L e g a l E n t i t y T y p e _ L b l > + 
+         < L i n e A m o u n t A f t e r I n v o i c e D i s c o u n t _ L b l   E l e m e n t T y p e = " C o l u m n "   E l e m e n t I d = " 6 7 3 7 2 1 0 9 4 "   D a t a T y p e = " L a b e l " > L i n e A m o u n t A f t e r I n v o i c e D i s c o u n t _ L b l < / L i n e A m o u n t A f t e r I n v o i c e D i s c o u n t _ L b l > + 
+         < L o c a l C u r r e n c y _ L b l   E l e m e n t T y p e = " C o l u m n "   E l e m e n t I d = " 1 5 5 9 6 9 3 4 2 2 "   D a t a T y p e = " L a b e l " > L o c a l C u r r e n c y _ L b l < / L o c a l C u r r e n c y _ L b l > + 
+         < O r d e r N o   E l e m e n t T y p e = " C o l u m n "   E l e m e n t I d = " 1 4 6 6 4 7 3 8 8 6 "   D a t a T y p e = " C o d e " > O r d e r N o < / O r d e r N o > + 
+         < O r d e r N o _ L b l   E l e m e n t T y p e = " C o l u m n "   E l e m e n t I d = " 1 9 9 1 0 6 2 5 2 9 "   D a t a T y p e = " S t r i n g " > O r d e r N o _ L b l < / O r d e r N o _ L b l > + 
+         < P a c k a g e T r a c k i n g N o   E l e m e n t T y p e = " C o l u m n "   E l e m e n t I d = " 1 2 4 4 8 2 6 1 5 9 "   D a t a T y p e = " T e x t " > P a c k a g e T r a c k i n g N o < / P a c k a g e T r a c k i n g N o > + 
+         < P a c k a g e T r a c k i n g N o _ L b l   E l e m e n t T y p e = " C o l u m n "   E l e m e n t I d = " 2 1 9 3 5 6 7 5 6 "   D a t a T y p e = " S t r i n g " > P a c k a g e T r a c k i n g N o _ L b l < / P a c k a g e T r a c k i n g N o _ L b l > + 
+         < P a g e _ L b l   E l e m e n t T y p e = " C o l u m n "   E l e m e n t I d = " 6 8 0 6 4 8 0 9 1 "   D a t a T y p e = " L a b e l " > P a g e _ L b l < / P a g e _ L b l > + 
+         < P a y m e n t I n s t r u c t i o n s _ T x t   E l e m e n t T y p e = " C o l u m n "   E l e m e n t I d = " 1 8 7 2 0 8 8 3 "   D a t a T y p e = " T e x t " > P a y m e n t I n s t r u c t i o n s _ T x t < / P a y m e n t I n s t r u c t i o n s _ T x t > + 
+         < P a y m e n t M e t h o d D e s c r i p t i o n   E l e m e n t T y p e = " C o l u m n "   E l e m e n t I d = " 5 8 5 7 5 7 9 7 4 "   D a t a T y p e = " T e x t " > P a y m e n t M e t h o d D e s c r i p t i o n < / P a y m e n t M e t h o d D e s c r i p t i o n > + 
+         < P a y m e n t M e t h o d D e s c r i p t i o n _ L b l   E l e m e n t T y p e = " C o l u m n "   E l e m e n t I d = " 7 9 7 1 1 7 3 2 3 "   D a t a T y p e = " L a b e l " > P a y m e n t M e t h o d D e s c r i p t i o n _ L b l < / P a y m e n t M e t h o d D e s c r i p t i o n _ L b l > + 
+         < P a y m e n t R e f e r e n c e   E l e m e n t T y p e = " C o l u m n "   E l e m e n t I d = " 3 3 5 4 9 7 0 1 2 "   D a t a T y p e = " T e x t " > P a y m e n t R e f e r e n c e < / P a y m e n t R e f e r e n c e > + 
+         < P a y m e n t R e f e r e n c e _ L b l   E l e m e n t T y p e = " C o l u m n "   E l e m e n t I d = " 8 6 4 7 4 2 0 3 3 "   D a t a T y p e = " T e x t " > P a y m e n t R e f e r e n c e _ L b l < / P a y m e n t R e f e r e n c e _ L b l > + 
+         < P a y m e n t T e r m s D e s c r i p t i o n   E l e m e n t T y p e = " C o l u m n "   E l e m e n t I d = " 2 0 3 8 7 4 2 7 0 0 "   D a t a T y p e = " T e x t " > P a y m e n t T e r m s D e s c r i p t i o n < / P a y m e n t T e r m s D e s c r i p t i o n > + 
+         < P a y m e n t T e r m s D e s c r i p t i o n _ L b l   E l e m e n t T y p e = " C o l u m n "   E l e m e n t I d = " 1 8 7 4 4 9 4 3 2 1 "   D a t a T y p e = " L a b e l " > P a y m e n t T e r m s D e s c r i p t i o n _ L b l < / P a y m e n t T e r m s D e s c r i p t i o n _ L b l > + 
+         < P r i c e s I n c l u d i n g V A T   E l e m e n t T y p e = " C o l u m n "   E l e m e n t I d = " 5 1 8 8 1 7 1 6 7 "   D a t a T y p e = " B o o l e a n " > P r i c e s I n c l u d i n g V A T < / P r i c e s I n c l u d i n g V A T > + 
+         < P r i c e s I n c l u d i n g V A T Y e s N o   E l e m e n t T y p e = " C o l u m n "   E l e m e n t I d = " 1 4 1 1 1 4 7 5 9 9 "   D a t a T y p e = " S t r i n g " > P r i c e s I n c l u d i n g V A T Y e s N o < / P r i c e s I n c l u d i n g V A T Y e s N o > + 
+         < P r i c e s I n c l u d i n g V A T _ L b l   E l e m e n t T y p e = " C o l u m n "   E l e m e n t I d = " 1 3 7 7 9 7 9 4 4 4 "   D a t a T y p e = " S t r i n g " > P r i c e s I n c l u d i n g V A T _ L b l < / P r i c e s I n c l u d i n g V A T _ L b l > + 
+         < Q u e s t i o n s _ L b l   E l e m e n t T y p e = " C o l u m n "   E l e m e n t I d = " 2 0 7 0 8 9 0 0 1 9 "   D a t a T y p e = " L a b e l " > Q u e s t i o n s _ L b l < / Q u e s t i o n s _ L b l > + 
+         < R e m a i n i n g A m o u n t   E l e m e n t T y p e = " C o l u m n "   E l e m e n t I d = " 3 5 3 2 6 4 1 3 1 "   D a t a T y p e = " D e c i m a l " > R e m a i n i n g A m o u n t < / R e m a i n i n g A m o u n t > + 
+         < R e m a i n i n g A m o u n t T e x t   E l e m e n t T y p e = " C o l u m n "   E l e m e n t I d = " 1 8 1 3 6 1 2 0 "   D a t a T y p e = " T e x t " > R e m a i n i n g A m o u n t T e x t < / R e m a i n i n g A m o u n t T e x t > + 
+         < S a l e s I n v o i c e L i n e D i s c o u n t _ L b l   E l e m e n t T y p e = " C o l u m n "   E l e m e n t I d = " 6 6 4 6 0 1 5 8 2 "   D a t a T y p e = " L a b e l " > S a l e s I n v o i c e L i n e D i s c o u n t _ L b l < / S a l e s I n v o i c e L i n e D i s c o u n t _ L b l > + 
+         < S a l e s P e r s o n B l a n k _ L b l   E l e m e n t T y p e = " C o l u m n "   E l e m e n t I d = " 6 5 4 6 2 4 6 0 1 "   D a t a T y p e = " T e x t " > S a l e s P e r s o n B l a n k _ L b l < / S a l e s P e r s o n B l a n k _ L b l > + 
+         < S a l e s P e r s o n N a m e   E l e m e n t T y p e = " C o l u m n "   E l e m e n t I d = " 8 7 1 4 9 2 9 8 3 "   D a t a T y p e = " T e x t " > S a l e s P e r s o n N a m e < / S a l e s P e r s o n N a m e > + 
+         < S a l e s P e r s o n _ L b l   E l e m e n t T y p e = " C o l u m n "   E l e m e n t I d = " 1 5 6 4 1 9 6 3 6 5 "   D a t a T y p e = " L a b e l " > S a l e s P e r s o n _ L b l < / S a l e s P e r s o n _ L b l > + 
+         < S e l l T o C o n t a c t E m a i l   E l e m e n t T y p e = " C o l u m n "   E l e m e n t I d = " 2 6 2 8 2 4 5 6 4 "   D a t a T y p e = " T e x t " > S e l l T o C o n t a c t E m a i l < / S e l l T o C o n t a c t E m a i l > + 
+         < S e l l T o C o n t a c t E m a i l L b l   E l e m e n t T y p e = " C o l u m n "   E l e m e n t I d = " 3 7 0 9 2 0 3 7 4 "   D a t a T y p e = " L a b e l " > S e l l T o C o n t a c t E m a i l L b l < / S e l l T o C o n t a c t E m a i l L b l > + 
+         < S e l l T o C o n t a c t M o b i l e P h o n e N o   E l e m e n t T y p e = " C o l u m n "   E l e m e n t I d = " 1 8 4 3 5 8 7 4 7 "   D a t a T y p e = " T e x t " > S e l l T o C o n t a c t M o b i l e P h o n e N o < / S e l l T o C o n t a c t M o b i l e P h o n e N o > + 
+         < S e l l T o C o n t a c t M o b i l e P h o n e N o L b l   E l e m e n t T y p e = " C o l u m n "   E l e m e n t I d = " 1 4 5 7 5 2 8 4 1 7 "   D a t a T y p e = " L a b e l " > S e l l T o C o n t a c t M o b i l e P h o n e N o L b l < / S e l l T o C o n t a c t M o b i l e P h o n e N o L b l > + 
+         < S e l l T o C o n t a c t P h o n e N o   E l e m e n t T y p e = " C o l u m n "   E l e m e n t I d = " 1 6 1 3 8 2 2 4 8 3 "   D a t a T y p e = " T e x t " > S e l l T o C o n t a c t P h o n e N o < / S e l l T o C o n t a c t P h o n e N o > + 
+         < S e l l T o C o n t a c t P h o n e N o L b l   E l e m e n t T y p e = " C o l u m n "   E l e m e n t I d = " 1 0 5 0 6 8 6 8 0 9 "   D a t a T y p e = " L a b e l " > S e l l T o C o n t a c t P h o n e N o L b l < / S e l l T o C o n t a c t P h o n e N o L b l > + 
+         < S e l l t o C u s t o m e r N o   E l e m e n t T y p e = " C o l u m n "   E l e m e n t I d = " 2 0 5 0 6 4 7 3 4 9 "   D a t a T y p e = " C o d e " > S e l l t o C u s t o m e r N o < / S e l l t o C u s t o m e r N o > + 
+         < S e l l t o C u s t o m e r N o _ L b l   E l e m e n t T y p e = " C o l u m n "   E l e m e n t I d = " 2 9 8 3 8 1 5 1 2 "   D a t a T y p e = " S t r i n g " > S e l l t o C u s t o m e r N o _ L b l < / S e l l t o C u s t o m e r N o _ L b l > + 
+         < S e l l T o F a x N o   E l e m e n t T y p e = " C o l u m n "   E l e m e n t I d = " 8 6 0 8 2 8 4 3 4 "   D a t a T y p e = " T e x t " > S e l l T o F a x N o < / S e l l T o F a x N o > + 
+         < S e l l T o P h o n e N o   E l e m e n t T y p e = " C o l u m n "   E l e m e n t I d = " 7 5 1 9 3 1 8 4 3 "   D a t a T y p e = " T e x t " > S e l l T o P h o n e N o < / S e l l T o P h o n e N o > + 
+         < S h i p m e n t D a t e   E l e m e n t T y p e = " C o l u m n "   E l e m e n t I d = " 9 3 1 1 1 1 4 6 5 "   D a t a T y p e = " S t r i n g " > S h i p m e n t D a t e < / S h i p m e n t D a t e > + 
+         < S h i p m e n t D a t e _ L b l   E l e m e n t T y p e = " C o l u m n "   E l e m e n t I d = " 6 1 4 4 0 0 3 6 4 "   D a t a T y p e = " S t r i n g " > S h i p m e n t D a t e _ L b l < / S h i p m e n t D a t e _ L b l > + 
+         < S h i p m e n t M e t h o d D e s c r i p t i o n   E l e m e n t T y p e = " C o l u m n "   E l e m e n t I d = " 2 0 5 9 4 0 3 2 6 0 "   D a t a T y p e = " T e x t " > S h i p m e n t M e t h o d D e s c r i p t i o n < / S h i p m e n t M e t h o d D e s c r i p t i o n > + 
+         < S h i p m e n t M e t h o d D e s c r i p t i o n _ L b l   E l e m e n t T y p e = " C o l u m n "   E l e m e n t I d = " 1 1 7 9 9 7 8 4 6 5 "   D a t a T y p e = " L a b e l " > S h i p m e n t M e t h o d D e s c r i p t i o n _ L b l < / S h i p m e n t M e t h o d D e s c r i p t i o n _ L b l > + 
+         < S h i p m e n t _ L b l   E l e m e n t T y p e = " C o l u m n "   E l e m e n t I d = " 2 0 8 5 7 6 7 1 2 0 "   D a t a T y p e = " L a b e l " > S h i p m e n t _ L b l < / S h i p m e n t _ L b l > + 
+         < S h i p p i n g A g e n t C o d e   E l e m e n t T y p e = " C o l u m n "   E l e m e n t I d = " 1 6 7 0 1 5 5 2 6 9 "   D a t a T y p e = " C o d e " > S h i p p i n g A g e n t C o d e < / S h i p p i n g A g e n t C o d e > + 
+         < S h i p p i n g A g e n t C o d e _ L b l   E l e m e n t T y p e = " C o l u m n "   E l e m e n t I d = " 1 1 5 3 2 0 1 3 4 "   D a t a T y p e = " S t r i n g " > S h i p p i n g A g e n t C o d e _ L b l < / S h i p p i n g A g e n t C o d e _ L b l > + 
+         < S h i p T o A d d r e s s 1   E l e m e n t T y p e = " C o l u m n "   E l e m e n t I d = " 1 3 5 7 6 7 2 8 6 1 "   D a t a T y p e = " T e x t " > S h i p T o A d d r e s s 1 < / S h i p T o A d d r e s s 1 > + 
+         < S h i p T o A d d r e s s 2   E l e m e n t T y p e = " C o l u m n "   E l e m e n t I d = " 1 0 2 4 2 0 4 5 8 4 "   D a t a T y p e = " T e x t " > S h i p T o A d d r e s s 2 < / S h i p T o A d d r e s s 2 > + 
+         < S h i p T o A d d r e s s 3   E l e m e n t T y p e = " C o l u m n "   E l e m e n t I d = " 1 6 6 1 9 0 1 2 0 1 "   D a t a T y p e = " T e x t " > S h i p T o A d d r e s s 3 < / S h i p T o A d d r e s s 3 > + 
+         < S h i p T o A d d r e s s 4   E l e m e n t T y p e = " C o l u m n "   E l e m e n t I d = " 5 5 5 4 1 6 9 9 0 "   D a t a T y p e = " T e x t " > S h i p T o A d d r e s s 4 < / S h i p T o A d d r e s s 4 > + 
+         < S h i p T o A d d r e s s 5   E l e m e n t T y p e = " C o l u m n "   E l e m e n t I d = " 1 1 9 3 1 1 3 6 0 7 "   D a t a T y p e = " T e x t " > S h i p T o A d d r e s s 5 < / S h i p T o A d d r e s s 5 > + 
+         < S h i p T o A d d r e s s 6   E l e m e n t T y p e = " C o l u m n "   E l e m e n t I d = " 7 1 9 9 7 6 2 4 4 "   D a t a T y p e = " T e x t " > S h i p T o A d d r e s s 6 < / S h i p T o A d d r e s s 6 > + 
+         < S h i p T o A d d r e s s 7   E l e m e n t T y p e = " C o l u m n "   E l e m e n t I d = " 8 2 2 7 9 6 2 7 "   D a t a T y p e = " T e x t " > S h i p T o A d d r e s s 7 < / S h i p T o A d d r e s s 7 > + 
+         < S h i p T o A d d r e s s 8   E l e m e n t T y p e = " C o l u m n "   E l e m e n t I d = " 1 4 9 2 9 9 2 1 7 8 "   D a t a T y p e = " T e x t " > S h i p T o A d d r e s s 8 < / S h i p T o A d d r e s s 8 > + 
+         < S h i p T o A d d r e s s _ L b l   E l e m e n t T y p e = " C o l u m n "   E l e m e n t I d = " 1 6 5 0 5 0 5 0 1 7 "   D a t a T y p e = " L a b e l " > S h i p T o A d d r e s s _ L b l < / S h i p T o A d d r e s s _ L b l > + 
+         < S h i p T o P h o n e N o   E l e m e n t T y p e = " C o l u m n "   E l e m e n t I d = " 3 6 9 7 0 2 2 5 5 "   D a t a T y p e = " T e x t " > S h i p T o P h o n e N o < / S h i p T o P h o n e N o > + 
+         < S h o w S h i p p i n g A d d r e s s   E l e m e n t T y p e = " C o l u m n "   E l e m e n t I d = " 1 1 2 0 0 7 1 2 6 6 "   D a t a T y p e = " B o o l e a n " > S h o w S h i p p i n g A d d r e s s < / S h o w S h i p p i n g A d d r e s s > + 
+         < S h o w W o r k D e s c r i p t i o n   E l e m e n t T y p e = " C o l u m n "   E l e m e n t I d = " 7 8 5 4 6 8 8 6 5 "   D a t a T y p e = " B o o l e a n " > S h o w W o r k D e s c r i p t i o n < / S h o w W o r k D e s c r i p t i o n > + 
+         < S u b t o t a l _ L b l   E l e m e n t T y p e = " C o l u m n "   E l e m e n t I d = " 1 9 6 7 7 9 5 1 4 2 "   D a t a T y p e = " L a b e l " > S u b t o t a l _ L b l < / S u b t o t a l _ L b l > + 
+         < T h a n k s _ L b l   E l e m e n t T y p e = " C o l u m n "   E l e m e n t I d = " 2 1 0 3 3 0 5 5 2 5 "   D a t a T y p e = " L a b e l " > T h a n k s _ L b l < / T h a n k s _ L b l > + 
+         < T o t a l C O 2 e _ L b l   E l e m e n t T y p e = " C o l u m n "   E l e m e n t I d = " 1 0 3 0 5 9 5 2 5 5 "   D a t a T y p e = " T e x t " > T o t a l C O 2 e _ L b l < / T o t a l C O 2 e _ L b l > + 
+         < T o t a l _ L b l   E l e m e n t T y p e = " C o l u m n "   E l e m e n t I d = " 1 2 1 0 1 0 0 8 7 8 "   D a t a T y p e = " L a b e l " > T o t a l _ L b l < / T o t a l _ L b l > + 
+         < V A T A m o u n t S p e c i f i c a t i o n _ L b l   E l e m e n t T y p e = " C o l u m n "   E l e m e n t I d = " 8 7 8 7 0 6 8 4 6 "   D a t a T y p e = " L a b e l " > V A T A m o u n t S p e c i f i c a t i o n _ L b l < / V A T A m o u n t S p e c i f i c a t i o n _ L b l > + 
+         < V A T A m o u n t _ L b l   E l e m e n t T y p e = " C o l u m n "   E l e m e n t I d = " 1 0 9 4 6 5 7 2 9 "   D a t a T y p e = " L a b e l " > V A T A m o u n t _ L b l < / V A T A m o u n t _ L b l > + 
+         < V A T B a s e _ L b l   E l e m e n t T y p e = " C o l u m n "   E l e m e n t I d = " 1 8 6 6 1 5 8 2 7 8 "   D a t a T y p e = " L a b e l " > V A T B a s e _ L b l < / V A T B a s e _ L b l > + 
+         < V A T C l a u s e s _ L b l   E l e m e n t T y p e = " C o l u m n "   E l e m e n t I d = " 1 3 8 3 9 2 0 0 1 9 "   D a t a T y p e = " L a b e l " > V A T C l a u s e s _ L b l < / V A T C l a u s e s _ L b l > + 
+         < V A T C l a u s e _ L b l   E l e m e n t T y p e = " C o l u m n "   E l e m e n t I d = " 1 5 7 0 4 9 5 4 9 0 "   D a t a T y p e = " S t r i n g " > V A T C l a u s e _ L b l < / V A T C l a u s e _ L b l > + 
+         < V A T I d e n t i f i e r _ L b l   E l e m e n t T y p e = " C o l u m n "   E l e m e n t I d = " 1 6 8 6 6 2 3 9 8 4 "   D a t a T y p e = " L a b e l " > V A T I d e n t i f i e r _ L b l < / V A T I d e n t i f i e r _ L b l > + 
+         < V A T P e r c e n t a g e _ L b l   E l e m e n t T y p e = " C o l u m n "   E l e m e n t I d = " 6 7 6 6 5 4 5 6 5 "   D a t a T y p e = " L a b e l " > V A T P e r c e n t a g e _ L b l < / V A T P e r c e n t a g e _ L b l > + 
+         < V A T R e g i s t r a t i o n N o   E l e m e n t T y p e = " C o l u m n "   E l e m e n t I d = " 1 8 8 9 1 9 5 4 0 2 "   D a t a T y p e = " T e x t " > V A T R e g i s t r a t i o n N o < / V A T R e g i s t r a t i o n N o > + 
+         < V A T R e g i s t r a t i o n N o _ L b l   E l e m e n t T y p e = " C o l u m n "   E l e m e n t I d = " 1 4 2 4 6 1 6 0 8 5 "   D a t a T y p e = " T e x t " > V A T R e g i s t r a t i o n N o _ L b l < / V A T R e g i s t r a t i o n N o _ L b l > + 
+         < Y o u r D o c u m e n t T i t l e _ L b l   E l e m e n t T y p e = " C o l u m n "   E l e m e n t I d = " 1 8 2 1 7 1 6 9 3 4 "   D a t a T y p e = " L a b e l " > Y o u r D o c u m e n t T i t l e _ L b l < / Y o u r D o c u m e n t T i t l e _ L b l > + 
+         < Y o u r R e f e r e n c e   E l e m e n t T y p e = " C o l u m n "   E l e m e n t I d = " 1 1 0 3 9 9 5 1 "   D a t a T y p e = " T e x t " > Y o u r R e f e r e n c e < / Y o u r R e f e r e n c e > + 
+         < Y o u r R e f e r e n c e _ L b l   E l e m e n t T y p e = " C o l u m n "   E l e m e n t I d = " 4 6 5 4 7 7 4 2 6 "   D a t a T y p e = " S t r i n g " > Y o u r R e f e r e n c e _ L b l < / Y o u r R e f e r e n c e _ L b l > + 
+         < L i n e   E l e m e n t T y p e = " D a t a I t e m "   E l e m e n t I d = " 4 1 1 9 7 6 1 3 3 " > + 
+             < A m o u n t E x c l u d i n g V A T _ L i n e   E l e m e n t T y p e = " C o l u m n "   E l e m e n t I d = " 1 0 6 2 4 6 0 0 4 0 "   D a t a T y p e = " D e c i m a l " > A m o u n t E x c l u d i n g V A T _ L i n e < / A m o u n t E x c l u d i n g V A T _ L i n e > + 
+             < A m o u n t E x c l u d i n g V A T _ L i n e _ L b l   E l e m e n t T y p e = " C o l u m n "   E l e m e n t I d = " 2 0 0 2 8 7 4 4 7 5 "   D a t a T y p e = " S t r i n g " > A m o u n t E x c l u d i n g V A T _ L i n e _ L b l < / A m o u n t E x c l u d i n g V A T _ L i n e _ L b l > + 
+             < A m o u n t I n c l u d i n g V A T _ L i n e   E l e m e n t T y p e = " C o l u m n "   E l e m e n t I d = " 7 7 0 9 2 8 4 0 2 "   D a t a T y p e = " D e c i m a l " > A m o u n t I n c l u d i n g V A T _ L i n e < / A m o u n t I n c l u d i n g V A T _ L i n e > + 
+             < A m o u n t I n c l u d i n g V A T _ L i n e _ L b l   E l e m e n t T y p e = " C o l u m n "   E l e m e n t I d = " 9 3 0 7 4 7 3 1 3 "   D a t a T y p e = " S t r i n g " > A m o u n t I n c l u d i n g V A T _ L i n e _ L b l < / A m o u n t I n c l u d i n g V A T _ L i n e _ L b l > + 
+             < C O 2 e P e r U n i t _ L i n e   E l e m e n t T y p e = " C o l u m n "   E l e m e n t I d = " 1 3 2 0 1 7 0 3 0 2 "   D a t a T y p e = " T e x t " > C O 2 e P e r U n i t _ L i n e < / C O 2 e P e r U n i t _ L i n e > + 
+             < D e s c r i p t i o n _ L i n e   E l e m e n t T y p e = " C o l u m n "   E l e m e n t I d = " 1 4 0 6 8 2 2 3 1 0 "   D a t a T y p e = " T e x t " > D e s c r i p t i o n _ L i n e < / D e s c r i p t i o n _ L i n e > + 
+             < D e s c r i p t i o n _ L i n e _ L b l   E l e m e n t T y p e = " C o l u m n "   E l e m e n t I d = " 2 1 1 8 9 5 1 4 9 5 "   D a t a T y p e = " S t r i n g " > D e s c r i p t i o n _ L i n e _ L b l < / D e s c r i p t i o n _ L i n e _ L b l > + 
+             < I t e m N o _ L i n e   E l e m e n t T y p e = " C o l u m n "   E l e m e n t I d = " 1 9 1 0 2 9 6 2 8 8 "   D a t a T y p e = " C o d e " > I t e m N o _ L i n e < / I t e m N o _ L i n e > + 
+             < I t e m N o _ L i n e _ L b l   E l e m e n t T y p e = " C o l u m n "   E l e m e n t I d = " 1 3 4 0 0 7 9 6 1 3 "   D a t a T y p e = " S t r i n g " > I t e m N o _ L i n e _ L b l < / I t e m N o _ L i n e _ L b l > + 
+             < I t e m R e f e r e n c e N o _ L i n e   E l e m e n t T y p e = " C o l u m n "   E l e m e n t I d = " 9 2 7 2 3 5 7 "   D a t a T y p e = " C o d e " > I t e m R e f e r e n c e N o _ L i n e < / I t e m R e f e r e n c e N o _ L i n e > + 
+             < I t e m R e f e r e n c e N o _ L i n e _ L b l   E l e m e n t T y p e = " C o l u m n "   E l e m e n t I d = " 1 9 8 0 6 3 1 1 3 0 "   D a t a T y p e = " S t r i n g " > I t e m R e f e r e n c e N o _ L i n e _ L b l < / I t e m R e f e r e n c e N o _ L i n e _ L b l > + 
+             < J o b N o   E l e m e n t T y p e = " C o l u m n "   E l e m e n t I d = " 1 8 1 5 5 8 0 3 6 5 "   D a t a T y p e = " C o d e " > J o b N o < / J o b N o > + 
+             < J o b N o _ L b l   E l e m e n t T y p e = " C o l u m n "   E l e m e n t I d = " 1 8 9 7 0 9 4 2 6 "   D a t a T y p e = " T e x t " > J o b N o _ L b l < / J o b N o _ L b l > + 
+             < J o b T a s k D e s c r i p t i o n   E l e m e n t T y p e = " C o l u m n "   E l e m e n t I d = " 1 0 6 5 5 0 2 3 4 3 "   D a t a T y p e = " T e x t " > J o b T a s k D e s c r i p t i o n < / J o b T a s k D e s c r i p t i o n > + 
+             < J o b T a s k D e s c _ L b l   E l e m e n t T y p e = " C o l u m n "   E l e m e n t I d = " 5 4 8 3 1 0 0 2 7 "   D a t a T y p e = " L a b e l " > J o b T a s k D e s c _ L b l < / J o b T a s k D e s c _ L b l > + 
+             < J o b T a s k N o   E l e m e n t T y p e = " C o l u m n "   E l e m e n t I d = " 9 4 0 0 8 9 4 5 8 "   D a t a T y p e = " C o d e " > J o b T a s k N o < / J o b T a s k N o > + 
+             < J o b T a s k N o _ L b l   E l e m e n t T y p e = " C o l u m n "   E l e m e n t I d = " 6 2 2 6 5 1 9 4 9 "   D a t a T y p e = " T e x t " > J o b T a s k N o _ L b l < / J o b T a s k N o _ L b l > + 
+             < L i n e A m o u n t _ L i n e   E l e m e n t T y p e = " C o l u m n "   E l e m e n t I d = " 2 6 8 9 3 7 1 6 2 "   D a t a T y p e = " T e x t " > L i n e A m o u n t _ L i n e < / L i n e A m o u n t _ L i n e > + 
+             < L i n e A m o u n t _ L i n e _ L b l   E l e m e n t T y p e = " C o l u m n "   E l e m e n t I d = " 9 9 2 9 0 1 8 4 5 "   D a t a T y p e = " S t r i n g " > L i n e A m o u n t _ L i n e _ L b l < / L i n e A m o u n t _ L i n e _ L b l > + 
+             < L i n e D i s c o u n t P e r c e n t T e x t _ L i n e   E l e m e n t T y p e = " C o l u m n "   E l e m e n t I d = " 6 1 3 1 3 5 1 9 "   D a t a T y p e = " T e x t " > L i n e D i s c o u n t P e r c e n t T e x t _ L i n e < / L i n e D i s c o u n t P e r c e n t T e x t _ L i n e > + 
+             < L i n e D i s c o u n t P e r c e n t _ L i n e   E l e m e n t T y p e = " C o l u m n "   E l e m e n t I d = " 9 0 7 8 2 7 4 3 6 "   D a t a T y p e = " D e c i m a l " > L i n e D i s c o u n t P e r c e n t _ L i n e < / L i n e D i s c o u n t P e r c e n t _ L i n e > + 
+             < L i n e N o _ L i n e   E l e m e n t T y p e = " C o l u m n "   E l e m e n t I d = " 6 9 8 9 8 5 9 7 9 "   D a t a T y p e = " I n t e g e r " > L i n e N o _ L i n e < / L i n e N o _ L i n e > + 
+             < P r i c e P e r _ L b l   E l e m e n t T y p e = " C o l u m n "   E l e m e n t I d = " 9 7 3 2 8 0 1 3 4 "   D a t a T y p e = " L a b e l " > P r i c e P e r _ L b l < / P r i c e P e r _ L b l > + 
+             < P r i c e _ L b l   E l e m e n t T y p e = " C o l u m n "   E l e m e n t I d = " 2 1 2 6 7 6 4 9 2 5 "   D a t a T y p e = " L a b e l " > P r i c e _ L b l < / P r i c e _ L b l > + 
+             < Q t y _ L b l   E l e m e n t T y p e = " C o l u m n "   E l e m e n t I d = " 2 6 3 6 7 3 7 6 4 "   D a t a T y p e = " L a b e l " > Q t y _ L b l < / Q t y _ L b l > + 
+             < Q u a n t i t y _ L i n e   E l e m e n t T y p e = " C o l u m n "   E l e m e n t I d = " 1 0 6 8 5 4 3 5 3 7 "   D a t a T y p e = " T e x t " > Q u a n t i t y _ L i n e < / Q u a n t i t y _ L i n e > + 
+             < Q u a n t i t y _ L i n e _ L b l   E l e m e n t T y p e = " C o l u m n "   E l e m e n t I d = " 2 0 3 4 5 0 6 8 0 2 "   D a t a T y p e = " S t r i n g " > Q u a n t i t y _ L i n e _ L b l < / Q u a n t i t y _ L i n e _ L b l > + 
+             < S h i p m e n t D a t e _ L i n e   E l e m e n t T y p e = " C o l u m n "   E l e m e n t I d = " 1 6 7 3 3 7 5 4 1 6 "   D a t a T y p e = " S t r i n g " > S h i p m e n t D a t e _ L i n e < / S h i p m e n t D a t e _ L i n e > + 
+             < S h i p m e n t D a t e _ L i n e _ L b l   E l e m e n t T y p e = " C o l u m n "   E l e m e n t I d = " 8 5 3 2 2 4 3 6 3 "   D a t a T y p e = " L a b e l " > S h i p m e n t D a t e _ L i n e _ L b l < / S h i p m e n t D a t e _ L i n e _ L b l > + 
+             < T r a n s H e a d e r A m o u n t   E l e m e n t T y p e = " C o l u m n "   E l e m e n t I d = " 2 0 2 8 3 0 6 2 7 6 "   D a t a T y p e = " D e c i m a l " > T r a n s H e a d e r A m o u n t < / T r a n s H e a d e r A m o u n t > + 
+             < T y p e _ L i n e   E l e m e n t T y p e = " C o l u m n "   E l e m e n t I d = " 2 7 2 8 0 4 9 2 4 "   D a t a T y p e = " S t r i n g " > T y p e _ L i n e < / T y p e _ L i n e > + 
+             < U n i t O f M e a s u r e   E l e m e n t T y p e = " C o l u m n "   E l e m e n t I d = " 1 8 0 8 2 2 8 0 1 8 "   D a t a T y p e = " T e x t " > U n i t O f M e a s u r e < / U n i t O f M e a s u r e > + 
+             < U n i t O f M e a s u r e _ L b l   E l e m e n t T y p e = " C o l u m n "   E l e m e n t I d = " 9 8 1 9 5 1 2 4 9 "   D a t a T y p e = " S t r i n g " > U n i t O f M e a s u r e _ L b l < / U n i t O f M e a s u r e _ L b l > + 
+             < U n i t P r i c e   E l e m e n t T y p e = " C o l u m n "   E l e m e n t I d = " 1 4 7 8 2 2 1 5 2 6 "   D a t a T y p e = " T e x t " > U n i t P r i c e < / U n i t P r i c e > + 
+             < U n i t P r i c e _ L b l   E l e m e n t T y p e = " C o l u m n "   E l e m e n t I d = " 1 1 6 3 9 2 6 6 0 3 "   D a t a T y p e = " S t r i n g " > U n i t P r i c e _ L b l < / U n i t P r i c e _ L b l > + 
+             < U n i t _ L b l   E l e m e n t T y p e = " C o l u m n "   E l e m e n t I d = " 8 1 4 3 6 4 3 1 8 "   D a t a T y p e = " L a b e l " > U n i t _ L b l < / U n i t _ L b l > + 
+             < V A T I d e n t i f i e r _ L i n e   E l e m e n t T y p e = " C o l u m n "   E l e m e n t I d = " 1 7 7 3 6 2 2 4 1 2 "   D a t a T y p e = " C o d e " > V A T I d e n t i f i e r _ L i n e < / V A T I d e n t i f i e r _ L i n e > + 
+             < V A T I d e n t i f i e r _ L i n e _ L b l   E l e m e n t T y p e = " C o l u m n "   E l e m e n t I d = " 5 3 3 7 8 2 7 0 3 "   D a t a T y p e = " S t r i n g " > V A T I d e n t i f i e r _ L i n e _ L b l < / V A T I d e n t i f i e r _ L i n e _ L b l > + 
+             < V A T P c t _ L i n e   E l e m e n t T y p e = " C o l u m n "   E l e m e n t I d = " 1 9 7 4 0 0 1 9 4 4 "   D a t a T y p e = " T e x t " > V A T P c t _ L i n e < / V A T P c t _ L i n e > + 
+             < V A T P c t _ L i n e _ L b l   E l e m e n t T y p e = " C o l u m n "   E l e m e n t I d = " 1 2 0 7 5 2 9 9 1 5 "   D a t a T y p e = " S t r i n g " > V A T P c t _ L i n e _ L b l < / V A T P c t _ L i n e _ L b l > + 
+             < S h i p m e n t L i n e   E l e m e n t T y p e = " D a t a I t e m "   E l e m e n t I d = " 2 0 1 5 9 9 6 0 5 1 " > + 
+                 < D o c u m e n t N o _ S h i p m e n t L i n e   E l e m e n t T y p e = " C o l u m n "   E l e m e n t I d = " 1 2 4 3 7 6 7 7 6 2 "   D a t a T y p e = " C o d e " > D o c u m e n t N o _ S h i p m e n t L i n e < / D o c u m e n t N o _ S h i p m e n t L i n e > + 
+                 < P o s t i n g D a t e _ S h i p m e n t L i n e   E l e m e n t T y p e = " C o l u m n "   E l e m e n t I d = " 1 8 3 4 0 0 3 2 0 "   D a t a T y p e = " S t r i n g " > P o s t i n g D a t e _ S h i p m e n t L i n e < / P o s t i n g D a t e _ S h i p m e n t L i n e > + 
+                 < P o s t i n g D a t e _ S h i p m e n t L i n e _ L b l   E l e m e n t T y p e = " C o l u m n "   E l e m e n t I d = " 1 0 9 0 0 6 9 0 2 7 "   D a t a T y p e = " S t r i n g " > P o s t i n g D a t e _ S h i p m e n t L i n e _ L b l < / P o s t i n g D a t e _ S h i p m e n t L i n e _ L b l > + 
+                 < Q u a n t i t y _ S h i p m e n t L i n e   E l e m e n t T y p e = " C o l u m n "   E l e m e n t I d = " 1 6 3 7 0 3 4 2 4 7 "   D a t a T y p e = " D e c i m a l " > Q u a n t i t y _ S h i p m e n t L i n e < / Q u a n t i t y _ S h i p m e n t L i n e > + 
+                 < Q u a n t i t y _ S h i p m e n t L i n e _ L b l   E l e m e n t T y p e = " C o l u m n "   E l e m e n t I d = " 1 6 0 2 6 6 7 3 8 6 "   D a t a T y p e = " S t r i n g " > Q u a n t i t y _ S h i p m e n t L i n e _ L b l < / Q u a n t i t y _ S h i p m e n t L i n e _ L b l > + 
+             < / S h i p m e n t L i n e > + 
+             < A s s e m b l y L i n e   E l e m e n t T y p e = " D a t a I t e m "   E l e m e n t I d = " 1 2 0 5 9 4 2 8 5 " > + 
+                 < D e s c r i p t i o n _ A s s e m b l y L i n e   E l e m e n t T y p e = " C o l u m n "   E l e m e n t I d = " 2 8 0 7 4 3 7 9 6 "   D a t a T y p e = " T e x t " > D e s c r i p t i o n _ A s s e m b l y L i n e < / D e s c r i p t i o n _ A s s e m b l y L i n e > + 
+                 < L i n e N o _ A s s e m b l y L i n e   E l e m e n t T y p e = " C o l u m n "   E l e m e n t I d = " 6 4 0 5 8 3 8 9 1 "   D a t a T y p e = " C o d e " > L i n e N o _ A s s e m b l y L i n e < / L i n e N o _ A s s e m b l y L i n e > + 
+                 < Q u a n t i t y _ A s s e m b l y L i n e   E l e m e n t T y p e = " C o l u m n "   E l e m e n t I d = " 1 9 5 7 6 4 8 2 3 1 "   D a t a T y p e = " D e c i m a l " > Q u a n t i t y _ A s s e m b l y L i n e < / Q u a n t i t y _ A s s e m b l y L i n e > + 
+                 < U n i t O f M e a s u r e _ A s s e m b l y L i n e   E l e m e n t T y p e = " C o l u m n "   E l e m e n t I d = " 1 6 4 9 1 2 3 7 7 3 "   D a t a T y p e = " T e x t " > U n i t O f M e a s u r e _ A s s e m b l y L i n e < / U n i t O f M e a s u r e _ A s s e m b l y L i n e > + 
+                 < V a r i a n t C o d e _ A s s e m b l y L i n e   E l e m e n t T y p e = " C o l u m n "   E l e m e n t I d = " 1 8 6 9 4 0 7 6 7 2 "   D a t a T y p e = " C o d e " > V a r i a n t C o d e _ A s s e m b l y L i n e < / V a r i a n t C o d e _ A s s e m b l y L i n e > + 
+             < / A s s e m b l y L i n e > + 
+             < I t e m T r a c k i n g E m i s s i o n D e t a i l   E l e m e n t T y p e = " D a t a I t e m "   E l e m e n t I d = " 2 0 1 3 1 9 6 8 0 1 " > + 
+                 < I t e m T r a c k i n g E m i s s i o n C O 2 e P e r U n i t   E l e m e n t T y p e = " C o l u m n "   E l e m e n t I d = " 7 1 7 2 2 8 4 "   D a t a T y p e = " D e c i m a l " > I t e m T r a c k i n g E m i s s i o n C O 2 e P e r U n i t < / I t e m T r a c k i n g E m i s s i o n C O 2 e P e r U n i t > + 
+                 < I t e m T r a c k i n g E m i s s i o n L o t N o   E l e m e n t T y p e = " C o l u m n "   E l e m e n t I d = " 1 0 2 8 6 4 5 9 6 8 "   D a t a T y p e = " C o d e " > I t e m T r a c k i n g E m i s s i o n L o t N o < / I t e m T r a c k i n g E m i s s i o n L o t N o > + 
+                 < I t e m T r a c k i n g E m i s s i o n Q u a n t i t y   E l e m e n t T y p e = " C o l u m n "   E l e m e n t I d = " 8 0 2 9 0 9 0 8 5 "   D a t a T y p e = " D e c i m a l " > I t e m T r a c k i n g E m i s s i o n Q u a n t i t y < / I t e m T r a c k i n g E m i s s i o n Q u a n t i t y > + 
+                 < I t e m T r a c k i n g E m i s s i o n S e r i a l N o   E l e m e n t T y p e = " C o l u m n "   E l e m e n t I d = " 7 4 7 0 9 7 6 0 9 "   D a t a T y p e = " C o d e " > I t e m T r a c k i n g E m i s s i o n S e r i a l N o < / I t e m T r a c k i n g E m i s s i o n S e r i a l N o > + 
+                 < I t e m T r a c k i n g E m i s s i o n T o t a l C O 2 e   E l e m e n t T y p e = " C o l u m n "   E l e m e n t I d = " 8 8 6 8 0 1 7 6 9 "   D a t a T y p e = " D e c i m a l " > I t e m T r a c k i n g E m i s s i o n T o t a l C O 2 e < / I t e m T r a c k i n g E m i s s i o n T o t a l C O 2 e > + 
+                 < I t e m T r a c k i n g E m i s s i o n T r a c k i n g   E l e m e n t T y p e = " C o l u m n "   E l e m e n t I d = " 1 6 7 0 4 8 0 8 0 9 "   D a t a T y p e = " T e x t " > I t e m T r a c k i n g E m i s s i o n T r a c k i n g < / I t e m T r a c k i n g E m i s s i o n T r a c k i n g > + 
+             < / I t e m T r a c k i n g E m i s s i o n D e t a i l > + 
+         < / L i n e > + 
+         < W o r k D e s c r i p t i o n L i n e s   E l e m e n t T y p e = " D a t a I t e m "   E l e m e n t I d = " 2 7 6 8 1 9 4 4 7 " > + 
+             < W o r k D e s c r i p t i o n L i n e   E l e m e n t T y p e = " C o l u m n "   E l e m e n t I d = " 1 9 4 7 6 2 1 6 7 6 "   D a t a T y p e = " T e x t " > W o r k D e s c r i p t i o n L i n e < / W o r k D e s c r i p t i o n L i n e > + 
+             < W o r k D e s c r i p t i o n L i n e N u m b e r   E l e m e n t T y p e = " C o l u m n "   E l e m e n t I d = " 7 9 7 3 0 7 2 2 3 "   D a t a T y p e = " I n t e g e r " > W o r k D e s c r i p t i o n L i n e N u m b e r < / W o r k D e s c r i p t i o n L i n e N u m b e r > + 
+         < / W o r k D e s c r i p t i o n L i n e s > + 
+         < V A T A m o u n t L i n e   E l e m e n t T y p e = " D a t a I t e m "   E l e m e n t I d = " 8 2 7 5 3 4 3 4 8 " > + 
+             < I n v o i c e D i s c o u n t A m o u n t _ V A T A m o u n t L i n e   E l e m e n t T y p e = " C o l u m n "   E l e m e n t I d = " 8 2 4 7 3 0 1 4 1 "   D a t a T y p e = " D e c i m a l " > I n v o i c e D i s c o u n t A m o u n t _ V A T A m o u n t L i n e < / I n v o i c e D i s c o u n t A m o u n t _ V A T A m o u n t L i n e > + 
+             < I n v o i c e D i s c o u n t A m o u n t _ V A T A m o u n t L i n e _ L b l   E l e m e n t T y p e = " C o l u m n "   E l e m e n t I d = " 1 5 6 2 2 0 0 0 3 4 "   D a t a T y p e = " S t r i n g " > I n v o i c e D i s c o u n t A m o u n t _ V A T A m o u n t L i n e _ L b l < / I n v o i c e D i s c o u n t A m o u n t _ V A T A m o u n t L i n e _ L b l > + 
+             < I n v o i c e D i s c o u n t B a s e A m o u n t _ V A T A m o u n t L i n e   E l e m e n t T y p e = " C o l u m n "   E l e m e n t I d = " 2 0 4 0 3 3 2 2 6 6 "   D a t a T y p e = " D e c i m a l " > I n v o i c e D i s c o u n t B a s e A m o u n t _ V A T A m o u n t L i n e < / I n v o i c e D i s c o u n t B a s e A m o u n t _ V A T A m o u n t L i n e > + 
+             < I n v o i c e D i s c o u n t B a s e A m o u n t _ V A T A m o u n t L i n e _ L b l   E l e m e n t T y p e = " C o l u m n "   E l e m e n t I d = " 4 0 5 9 6 0 3 3 1 "   D a t a T y p e = " S t r i n g " > I n v o i c e D i s c o u n t B a s e A m o u n t _ V A T A m o u n t L i n e _ L b l < / I n v o i c e D i s c o u n t B a s e A m o u n t _ V A T A m o u n t L i n e _ L b l > + 
+             < L i n e A m o u n t _ V a t A m o u n t L i n e   E l e m e n t T y p e = " C o l u m n "   E l e m e n t I d = " 2 1 4 6 5 4 0 1 "   D a t a T y p e = " D e c i m a l " > L i n e A m o u n t _ V a t A m o u n t L i n e < / L i n e A m o u n t _ V a t A m o u n t L i n e > + 
+             < L i n e A m o u n t _ V a t A m o u n t L i n e _ L b l   E l e m e n t T y p e = " C o l u m n "   E l e m e n t I d = " 1 1 1 0 9 1 2 1 2 4 "   D a t a T y p e = " S t r i n g " > L i n e A m o u n t _ V a t A m o u n t L i n e _ L b l < / L i n e A m o u n t _ V a t A m o u n t L i n e _ L b l > + 
+             < N o O f V A T I d e n t i f i e r s   E l e m e n t T y p e = " C o l u m n "   E l e m e n t I d = " 1 1 5 3 2 6 3 0 2 6 "   D a t a T y p e = " I n t e g e r " > N o O f V A T I d e n t i f i e r s < / N o O f V A T I d e n t i f i e r s > + 
+             < V A T A m o u n t L C Y _ V A T A m o u n t L i n e   E l e m e n t T y p e = " C o l u m n "   E l e m e n t I d = " 1 5 8 1 9 9 4 3 5 0 "   D a t a T y p e = " D e c i m a l " > V A T A m o u n t L C Y _ V A T A m o u n t L i n e < / V A T A m o u n t L C Y _ V A T A m o u n t L i n e > + 
+             < V A T A m o u n t L C Y _ V A T A m o u n t L i n e _ L b l   E l e m e n t T y p e = " C o l u m n "   E l e m e n t I d = " 9 2 3 0 0 3 3 7 "   D a t a T y p e = " L a b e l " > V A T A m o u n t L C Y _ V A T A m o u n t L i n e _ L b l < / V A T A m o u n t L C Y _ V A T A m o u n t L i n e _ L b l > + 
+             < V A T A m o u n t _ V a t A m o u n t L i n e   E l e m e n t T y p e = " C o l u m n "   E l e m e n t I d = " 1 8 9 1 8 2 0 6 2 0 "   D a t a T y p e = " D e c i m a l " > V A T A m o u n t _ V a t A m o u n t L i n e < / V A T A m o u n t _ V a t A m o u n t L i n e > + 
+             < V A T A m o u n t _ V a t A m o u n t L i n e _ L b l   E l e m e n t T y p e = " C o l u m n "   E l e m e n t I d = " 1 5 1 3 5 5 5 4 7 3 "   D a t a T y p e = " S t r i n g " > V A T A m o u n t _ V a t A m o u n t L i n e _ L b l < / V A T A m o u n t _ V a t A m o u n t L i n e _ L b l > + 
+             < V A T B a s e L C Y _ V A T A m o u n t L i n e   E l e m e n t T y p e = " C o l u m n "   E l e m e n t I d = " 1 8 6 0 9 4 5 6 3 5 "   D a t a T y p e = " D e c i m a l " > V A T B a s e L C Y _ V A T A m o u n t L i n e < / V A T B a s e L C Y _ V A T A m o u n t L i n e > + 
+             < V A T B a s e L C Y _ V A T A m o u n t L i n e _ L b l   E l e m e n t T y p e = " C o l u m n "   E l e m e n t I d = " 1 2 3 6 4 6 7 9 9 8 "   D a t a T y p e = " L a b e l " > V A T B a s e L C Y _ V A T A m o u n t L i n e _ L b l < / V A T B a s e L C Y _ V A T A m o u n t L i n e _ L b l > + 
+             < V A T B a s e _ V a t A m o u n t L i n e   E l e m e n t T y p e = " C o l u m n "   E l e m e n t I d = " 1 4 5 8 9 3 7 8 1 9 "   D a t a T y p e = " D e c i m a l " > V A T B a s e _ V a t A m o u n t L i n e < / V A T B a s e _ V a t A m o u n t L i n e > + 
+             < V A T B a s e _ V a t A m o u n t L i n e _ L b l   E l e m e n t T y p e = " C o l u m n "   E l e m e n t I d = " 1 6 9 1 3 0 2 4 8 8 "   D a t a T y p e = " S t r i n g " > V A T B a s e _ V a t A m o u n t L i n e _ L b l < / V A T B a s e _ V a t A m o u n t L i n e _ L b l > + 
+             < V A T I d e n t i f i e r _ V a t A m o u n t L i n e   E l e m e n t T y p e = " C o l u m n "   E l e m e n t I d = " 1 1 4 2 0 7 0 0 3 5 "   D a t a T y p e = " C o d e " > V A T I d e n t i f i e r _ V a t A m o u n t L i n e < / V A T I d e n t i f i e r _ V a t A m o u n t L i n e > + 
+             < V A T I d e n t i f i e r _ V a t A m o u n t L i n e _ L b l   E l e m e n t T y p e = " C o l u m n "   E l e m e n t I d = " 8 6 4 5 0 4 5 0 "   D a t a T y p e = " S t r i n g " > V A T I d e n t i f i e r _ V a t A m o u n t L i n e _ L b l < / V A T I d e n t i f i e r _ V a t A m o u n t L i n e _ L b l > + 
+             < V A T P c t _ V a t A m o u n t L i n e   E l e m e n t T y p e = " C o l u m n "   E l e m e n t I d = " 1 4 5 3 5 4 2 7 7 7 "   D a t a T y p e = " D e c i m a l " > V A T P c t _ V a t A m o u n t L i n e < / V A T P c t _ V a t A m o u n t L i n e > + 
+             < V A T P c t _ V a t A m o u n t L i n e _ L b l   E l e m e n t T y p e = " C o l u m n "   E l e m e n t I d = " 6 7 6 3 2 3 7 8 "   D a t a T y p e = " S t r i n g " > V A T P c t _ V a t A m o u n t L i n e _ L b l < / V A T P c t _ V a t A m o u n t L i n e _ L b l > + 
+         < / V A T A m o u n t L i n e > + 
+         < V A T C l a u s e L i n e   E l e m e n t T y p e = " D a t a I t e m "   E l e m e n t I d = " 1 6 6 5 5 0 0 1 6 3 " > + 
+             < C o d e _ V A T C l a u s e L i n e   E l e m e n t T y p e = " C o l u m n "   E l e m e n t I d = " 1 8 2 4 5 8 9 8 4 7 "   D a t a T y p e = " C o d e " > C o d e _ V A T C l a u s e L i n e < / C o d e _ V A T C l a u s e L i n e > + 
+             < C o d e _ V A T C l a u s e L i n e _ L b l   E l e m e n t T y p e = " C o l u m n "   E l e m e n t I d = " 4 6 1 5 3 3 0 2 "   D a t a T y p e = " S t r i n g " > C o d e _ V A T C l a u s e L i n e _ L b l < / C o d e _ V A T C l a u s e L i n e _ L b l > + 
+             < D e s c r i p t i o n 2 _ V A T C l a u s e L i n e   E l e m e n t T y p e = " C o l u m n "   E l e m e n t I d = " 1 3 7 9 6 6 7 4 7 0 "   D a t a T y p e = " T e x t " > D e s c r i p t i o n 2 _ V A T C l a u s e L i n e < / D e s c r i p t i o n 2 _ V A T C l a u s e L i n e > + 
+             < D e s c r i p t i o n _ V A T C l a u s e L i n e   E l e m e n t T y p e = " C o l u m n "   E l e m e n t I d = " 1 3 0 5 5 4 5 9 2 4 "   D a t a T y p e = " T e x t " > D e s c r i p t i o n _ V A T C l a u s e L i n e < / D e s c r i p t i o n _ V A T C l a u s e L i n e > + 
+             < N o O f V A T C l a u s e s   E l e m e n t T y p e = " C o l u m n "   E l e m e n t I d = " 7 5 6 4 1 7 3 9 2 "   D a t a T y p e = " I n t e g e r " > N o O f V A T C l a u s e s < / N o O f V A T C l a u s e s > + 
+             < V A T A m o u n t _ V A T C l a u s e L i n e   E l e m e n t T y p e = " C o l u m n "   E l e m e n t I d = " 2 2 2 4 6 9 0 5 9 "   D a t a T y p e = " D e c i m a l " > V A T A m o u n t _ V A T C l a u s e L i n e < / V A T A m o u n t _ V A T C l a u s e L i n e > + 
+             < V A T C l a u s e s H e a d e r   E l e m e n t T y p e = " C o l u m n "   E l e m e n t I d = " 1 9 7 2 4 0 9 9 2 9 "   D a t a T y p e = " T e x t " > V A T C l a u s e s H e a d e r < / V A T C l a u s e s H e a d e r > + 
+             < V A T I d e n t i f i e r _ V A T C l a u s e L i n e   E l e m e n t T y p e = " C o l u m n "   E l e m e n t I d = " 1 4 6 4 4 7 2 4 7 8 "   D a t a T y p e = " C o d e " > V A T I d e n t i f i e r _ V A T C l a u s e L i n e < / V A T I d e n t i f i e r _ V A T C l a u s e L i n e > + 
+         < / V A T C l a u s e L i n e > + 
+         < R e p o r t T o t a l s L i n e   E l e m e n t T y p e = " D a t a I t e m "   E l e m e n t I d = " 2 1 2 2 5 4 9 8 3 6 " > + 
+             < A m o u n t F o r m a t t e d _ R e p o r t T o t a l s L i n e   E l e m e n t T y p e = " C o l u m n "   E l e m e n t I d = " 1 5 0 6 1 3 6 8 2 5 "   D a t a T y p e = " T e x t " > A m o u n t F o r m a t t e d _ R e p o r t T o t a l s L i n e < / A m o u n t F o r m a t t e d _ R e p o r t T o t a l s L i n e > + 
+             < A m o u n t _ R e p o r t T o t a l s L i n e   E l e m e n t T y p e = " C o l u m n "   E l e m e n t I d = " 4 1 9 9 1 8 3 6 9 "   D a t a T y p e = " D e c i m a l " > A m o u n t _ R e p o r t T o t a l s L i n e < / A m o u n t _ R e p o r t T o t a l s L i n e > + 
+             < D e s c r i p t i o n _ R e p o r t T o t a l s L i n e   E l e m e n t T y p e = " C o l u m n "   E l e m e n t I d = " 5 8 1 9 9 6 0 6 7 "   D a t a T y p e = " T e x t " > D e s c r i p t i o n _ R e p o r t T o t a l s L i n e < / D e s c r i p t i o n _ R e p o r t T o t a l s L i n e > + 
+             < F o n t B o l d _ R e p o r t T o t a l s L i n e   E l e m e n t T y p e = " C o l u m n "   E l e m e n t I d = " 9 4 6 5 4 0 5 4 9 "   D a t a T y p e = " B o o l e a n " > F o n t B o l d _ R e p o r t T o t a l s L i n e < / F o n t B o l d _ R e p o r t T o t a l s L i n e > + 
+             < F o n t U n d e r l i n e _ R e p o r t T o t a l s L i n e   E l e m e n t T y p e = " C o l u m n "   E l e m e n t I d = " 2 0 2 1 5 3 3 6 9 4 "   D a t a T y p e = " B o o l e a n " > F o n t U n d e r l i n e _ R e p o r t T o t a l s L i n e < / F o n t U n d e r l i n e _ R e p o r t T o t a l s L i n e > + 
+         < / R e p o r t T o t a l s L i n e > + 
+         < L i n e F e e   E l e m e n t T y p e = " D a t a I t e m "   E l e m e n t I d = " 2 6 6 6 3 0 7 3 3 " > + 
+             < L i n e F e e C a p t i o n T e x t   E l e m e n t T y p e = " C o l u m n "   E l e m e n t I d = " 4 3 7 6 4 3 7 9 0 "   D a t a T y p e = " T e x t " > L i n e F e e C a p t i o n T e x t < / L i n e F e e C a p t i o n T e x t > + 
+         < / L i n e F e e > + 
+         < P a y m e n t R e p o r t i n g A r g u m e n t   E l e m e n t T y p e = " D a t a I t e m "   E l e m e n t I d = " 3 1 3 7 4 4 1 9 4 " > + 
+             < P a y m e n t S e r v i c e L o g o   E l e m e n t T y p e = " C o l u m n "   E l e m e n t I d = " 4 1 6 7 9 0 7 6 7 "   D a t a T y p e = " B l o b "   / > + 
+             < P a y m e n t S e r v i c e L o g o _ U r l   E l e m e n t T y p e = " C o l u m n "   E l e m e n t I d = " 6 4 4 9 7 5 1 3 9 "   D a t a T y p e = " T e x t " > P a y m e n t S e r v i c e L o g o _ U r l < / P a y m e n t S e r v i c e L o g o _ U r l > + 
+             < P a y m e n t S e r v i c e L o g o _ U r l T e x t   E l e m e n t T y p e = " C o l u m n "   E l e m e n t I d = " 1 4 1 1 7 0 3 9 7 6 "   D a t a T y p e = " T e x t " > P a y m e n t S e r v i c e L o g o _ U r l T e x t < / P a y m e n t S e r v i c e L o g o _ U r l T e x t > + 
+             < P a y m e n t S e r v i c e T e x t _ U r l   E l e m e n t T y p e = " C o l u m n "   E l e m e n t I d = " 1 7 4 2 3 3 4 7 "   D a t a T y p e = " T e x t " > P a y m e n t S e r v i c e T e x t _ U r l < / P a y m e n t S e r v i c e T e x t _ U r l > + 
+             < P a y m e n t S e r v i c e T e x t _ U r l T e x t   E l e m e n t T y p e = " C o l u m n "   E l e m e n t I d = " 1 6 3 6 7 7 2 9 3 4 "   D a t a T y p e = " T e x t " > P a y m e n t S e r v i c e T e x t _ U r l T e x t < / P a y m e n t S e r v i c e T e x t _ U r l T e x t > + 
+         < / P a y m e n t R e p o r t i n g A r g u m e n t > + 
+         < L e f t H e a d e r   E l e m e n t T y p e = " D a t a I t e m "   E l e m e n t I d = " 7 3 4 6 8 0 8 3 3 " > + 
+             < L e f t H e a d e r N a m e   E l e m e n t T y p e = " C o l u m n "   E l e m e n t I d = " 4 3 7 4 2 2 1 8 2 "   D a t a T y p e = " T e x t " > L e f t H e a d e r N a m e < / L e f t H e a d e r N a m e > + 
+             < L e f t H e a d e r V a l u e   E l e m e n t T y p e = " C o l u m n "   E l e m e n t I d = " 2 4 2 1 2 6 3 1 0 "   D a t a T y p e = " T e x t " > L e f t H e a d e r V a l u e < / L e f t H e a d e r V a l u e > + 
+         < / L e f t H e a d e r > + 
+         < R i g h t H e a d e r   E l e m e n t T y p e = " D a t a I t e m "   E l e m e n t I d = " 2 5 4 5 4 4 9 4 6 " > + 
+             < R i g h t H e a d e r N a m e   E l e m e n t T y p e = " C o l u m n "   E l e m e n t I d = " 8 9 8 2 8 7 5 7 "   D a t a T y p e = " T e x t " > R i g h t H e a d e r N a m e < / R i g h t H e a d e r N a m e > + 
+             < R i g h t H e a d e r V a l u e   E l e m e n t T y p e = " C o l u m n "   E l e m e n t I d = " 7 0 6 9 3 8 5 5 9 "   D a t a T y p e = " T e x t " > R i g h t H e a d e r V a l u e < / R i g h t H e a d e r V a l u e > + 
+         < / R i g h t H e a d e r > + 
+         < L e t t e r T e x t   E l e m e n t T y p e = " D a t a I t e m "   E l e m e n t I d = " 1 5 1 0 3 5 3 8 3 4 " > + 
+             < B o d y T e x t   E l e m e n t T y p e = " C o l u m n "   E l e m e n t I d = " 1 4 9 7 5 9 8 0 8 "   D a t a T y p e = " L a b e l " > B o d y T e x t < / B o d y T e x t > + 
+             < C l o s i n g T e x t   E l e m e n t T y p e = " C o l u m n "   E l e m e n t I d = " 5 1 2 1 3 5 9 0 9 "   D a t a T y p e = " L a b e l " > C l o s i n g T e x t < / C l o s i n g T e x t > + 
+             < G r e e t i n g T e x t   E l e m e n t T y p e = " C o l u m n "   E l e m e n t I d = " 1 1 7 5 2 7 9 2 8 9 "   D a t a T y p e = " L a b e l " > G r e e t i n g T e x t < / G r e e t i n g T e x t > + 
+             < P m t D i s c T e x t   E l e m e n t T y p e = " C o l u m n "   E l e m e n t I d = " 2 0 1 3 8 4 9 9 4 8 "   D a t a T y p e = " T e x t " > P m t D i s c T e x t < / P m t D i s c T e x t > + 
+         < / L e t t e r T e x t > + 
+         < T o t a l s   E l e m e n t T y p e = " D a t a I t e m "   E l e m e n t I d = " 1 8 2 3 9 5 0 0 4 4 " > + 
+             < C u r r e n c y C o d e   E l e m e n t T y p e = " C o l u m n "   E l e m e n t I d = " 1 5 7 9 5 9 5 9 2 1 "   D a t a T y p e = " T e x t " > C u r r e n c y C o d e < / C u r r e n c y C o d e > + 
+             < C u r r e n c y S y m b o l   E l e m e n t T y p e = " C o l u m n "   E l e m e n t I d = " 1 1 6 2 5 1 0 7 4 8 "   D a t a T y p e = " T e x t " > C u r r e n c y S y m b o l < / C u r r e n c y S y m b o l > + 
+             < T o t a l A m o u n t E x c l I n c l V A T   E l e m e n t T y p e = " C o l u m n "   E l e m e n t I d = " 5 1 4 3 3 6 1 1 4 "   D a t a T y p e = " S t r i n g " > T o t a l A m o u n t E x c l I n c l V A T < / T o t a l A m o u n t E x c l I n c l V A T > + 
+             < T o t a l A m o u n t E x c l I n c l V A T T e x t   E l e m e n t T y p e = " C o l u m n "   E l e m e n t I d = " 1 5 0 7 8 3 2 9 3 7 "   D a t a T y p e = " T e x t " > T o t a l A m o u n t E x c l I n c l V A T T e x t < / T o t a l A m o u n t E x c l I n c l V A T T e x t > + 
+             < T o t a l A m o u n t I n c l u d i n g V A T   E l e m e n t T y p e = " C o l u m n "   E l e m e n t I d = " 9 1 0 5 1 1 5 7 5 "   D a t a T y p e = " S t r i n g " > T o t a l A m o u n t I n c l u d i n g V A T < / T o t a l A m o u n t I n c l u d i n g V A T > + 
+             < T o t a l C O 2 e   E l e m e n t T y p e = " C o l u m n "   E l e m e n t I d = " 9 5 4 7 1 1 2 1 2 "   D a t a T y p e = " D e c i m a l " > T o t a l C O 2 e < / T o t a l C O 2 e > + 
+             < T o t a l E x c l u d i n g V A T T e x t   E l e m e n t T y p e = " C o l u m n "   E l e m e n t I d = " 1 9 2 2 9 4 6 3 1 0 "   D a t a T y p e = " T e x t " > T o t a l E x c l u d i n g V A T T e x t < / T o t a l E x c l u d i n g V A T T e x t > + 
+             < T o t a l I n c l u d i n g V A T T e x t   E l e m e n t T y p e = " C o l u m n "   E l e m e n t I d = " 1 2 0 4 0 1 6 3 5 2 "   D a t a T y p e = " T e x t " > T o t a l I n c l u d i n g V A T T e x t < / T o t a l I n c l u d i n g V A T T e x t > + 
+             < T o t a l I n v o i c e D i s c o u n t A m o u n t   E l e m e n t T y p e = " C o l u m n "   E l e m e n t I d = " 4 0 2 1 7 7 5 1 "   D a t a T y p e = " S t r i n g " > T o t a l I n v o i c e D i s c o u n t A m o u n t < / T o t a l I n v o i c e D i s c o u n t A m o u n t > + 
+             < T o t a l N e t A m o u n t   E l e m e n t T y p e = " C o l u m n "   E l e m e n t I d = " 4 8 3 1 9 3 3 7 2 "   D a t a T y p e = " S t r i n g " > T o t a l N e t A m o u n t < / T o t a l N e t A m o u n t > + 
+             < T o t a l P a y m e n t D i s c o u n t O n V A T   E l e m e n t T y p e = " C o l u m n "   E l e m e n t I d = " 7 3 6 0 4 1 8 8 6 "   D a t a T y p e = " D e c i m a l " > T o t a l P a y m e n t D i s c o u n t O n V A T < / T o t a l P a y m e n t D i s c o u n t O n V A T > + 
+             < T o t a l S u b T o t a l   E l e m e n t T y p e = " C o l u m n "   E l e m e n t I d = " 2 0 9 7 8 7 6 8 0 1 "   D a t a T y p e = " S t r i n g " > T o t a l S u b T o t a l < / T o t a l S u b T o t a l > + 
+             < T o t a l S u b T o t a l M i n u s I n v o i c e D i s c o u n t   E l e m e n t T y p e = " C o l u m n "   E l e m e n t I d = " 7 6 9 4 3 1 8 8 7 "   D a t a T y p e = " S t r i n g " > T o t a l S u b T o t a l M i n u s I n v o i c e D i s c o u n t < / T o t a l S u b T o t a l M i n u s I n v o i c e D i s c o u n t > + 
+             < T o t a l T e x t   E l e m e n t T y p e = " C o l u m n "   E l e m e n t I d = " 2 3 1 9 1 0 5 1 8 "   D a t a T y p e = " T e x t " > T o t a l T e x t < / T o t a l T e x t > + 
+             < T o t a l V A T A m o u n t   E l e m e n t T y p e = " C o l u m n "   E l e m e n t I d = " 1 6 2 7 1 0 2 3 2 8 "   D a t a T y p e = " S t r i n g " > T o t a l V A T A m o u n t < / T o t a l V A T A m o u n t > + 
+             < T o t a l V A T A m o u n t L C Y   E l e m e n t T y p e = " C o l u m n "   E l e m e n t I d = " 1 5 0 6 5 7 0 2 1 8 "   D a t a T y p e = " D e c i m a l " > T o t a l V A T A m o u n t L C Y < / T o t a l V A T A m o u n t L C Y > + 
+             < T o t a l V A T A m o u n t O n V A T A m t L i n e   E l e m e n t T y p e = " C o l u m n "   E l e m e n t I d = " 9 4 6 9 3 1 8 6 8 "   D a t a T y p e = " D e c i m a l " > T o t a l V A T A m o u n t O n V A T A m t L i n e < / T o t a l V A T A m o u n t O n V A T A m t L i n e > + 
+             < T o t a l V A T A m o u n t T e x t   E l e m e n t T y p e = " C o l u m n "   E l e m e n t I d = " 9 7 3 6 6 6 3 3 9 "   D a t a T y p e = " T e x t " > T o t a l V A T A m o u n t T e x t < / T o t a l V A T A m o u n t T e x t > + 
+             < T o t a l V A T B a s e L C Y   E l e m e n t T y p e = " C o l u m n "   E l e m e n t I d = " 8 3 4 4 5 0 5 2 1 "   D a t a T y p e = " D e c i m a l " > T o t a l V A T B a s e L C Y < / T o t a l V A T B a s e L C Y > + 
+             < T o t a l V A T B a s e O n V A T A m t L i n e   E l e m e n t T y p e = " C o l u m n "   E l e m e n t I d = " 1 0 6 4 7 4 6 3 9 5 "   D a t a T y p e = " D e c i m a l " > T o t a l V A T B a s e O n V A T A m t L i n e < / T o t a l V A T B a s e O n V A T A m t L i n e > + 
+         < / T o t a l s > + 
+     < / H e a d e r > + 
+ < / N a v W o r d R e p o r t X m l P a r t > 
 </file>
 
 <file path=customXml/itemProps1.xml><?xml version="1.0" encoding="utf-8"?>
